--- a/Information about resilience.docx
+++ b/Information about resilience.docx
@@ -832,6 +832,2512 @@
         </w:rPr>
       </w:r>
     </w:p>
+    <w:p>
+      <w:pPr>
+        <w:rPr/>
+      </w:pPr>
+      <w:r>
+        <w:rPr>
+          <w:rtl w:val="0"/>
+        </w:rPr>
+        <w:t xml:space="preserve">Links for useful papers for the topics </w:t>
+      </w:r>
+    </w:p>
+    <w:p>
+      <w:pPr>
+        <w:numPr>
+          <w:ilvl w:val="0"/>
+          <w:numId w:val="1"/>
+        </w:numPr>
+        <w:ind w:left="720" w:hanging="360"/>
+        <w:rPr>
+          <w:u w:val="none"/>
+        </w:rPr>
+      </w:pPr>
+      <w:r>
+        <w:rPr>
+          <w:rtl w:val="0"/>
+        </w:rPr>
+        <w:t xml:space="preserve">Concept of Resilience </w:t>
+      </w:r>
+    </w:p>
+    <w:p>
+      <w:pPr>
+        <w:numPr>
+          <w:ilvl w:val="0"/>
+          <w:numId w:val="1"/>
+        </w:numPr>
+        <w:ind w:left="720" w:hanging="360"/>
+        <w:rPr>
+          <w:u w:val="none"/>
+        </w:rPr>
+      </w:pPr>
+      <w:r>
+        <w:rPr>
+          <w:rtl w:val="0"/>
+        </w:rPr>
+        <w:t xml:space="preserve">Types of Resilience </w:t>
+      </w:r>
+    </w:p>
+    <w:p>
+      <w:pPr>
+        <w:numPr>
+          <w:ilvl w:val="0"/>
+          <w:numId w:val="1"/>
+        </w:numPr>
+        <w:ind w:left="720" w:hanging="360"/>
+        <w:rPr>
+          <w:u w:val="none"/>
+        </w:rPr>
+      </w:pPr>
+      <w:r>
+        <w:rPr>
+          <w:rtl w:val="0"/>
+        </w:rPr>
+        <w:t xml:space="preserve">Entrepreneurial Resilience </w:t>
+      </w:r>
+    </w:p>
+    <w:p>
+      <w:pPr>
+        <w:numPr>
+          <w:ilvl w:val="0"/>
+          <w:numId w:val="1"/>
+        </w:numPr>
+        <w:ind w:left="720" w:hanging="360"/>
+        <w:rPr>
+          <w:u w:val="none"/>
+        </w:rPr>
+      </w:pPr>
+      <w:r>
+        <w:rPr>
+          <w:rtl w:val="0"/>
+        </w:rPr>
+        <w:t xml:space="preserve">Why Resilience Matters for Future Startups </w:t>
+      </w:r>
+    </w:p>
+    <w:p>
+      <w:pPr>
+        <w:rPr/>
+      </w:pPr>
+      <w:r>
+        <w:rPr>
+          <w:rtl w:val="0"/>
+        </w:rPr>
+      </w:r>
+    </w:p>
+    <w:p>
+      <w:pPr>
+        <w:rPr/>
+      </w:pPr>
+      <w:hyperlink r:id="rId9">
+        <w:r>
+          <w:rPr>
+            <w:color w:val="1155cc"/>
+            <w:u w:val="single"/>
+            <w:rtl w:val="0"/>
+          </w:rPr>
+          <w:t xml:space="preserve">How lead entrepreneurs resilience influence entrepreneurial performance in crisis time: A team-level perspective - ScienceDirect</w:t>
+        </w:r>
+      </w:hyperlink>
+      <w:r>
+        <w:rPr>
+          <w:rtl w:val="0"/>
+        </w:rPr>
+        <w:br w:type="textWrapping"/>
+        <w:br w:type="textWrapping"/>
+      </w:r>
+      <w:hyperlink r:id="rId10">
+        <w:r>
+          <w:rPr>
+            <w:color w:val="1155cc"/>
+            <w:u w:val="single"/>
+            <w:rtl w:val="0"/>
+          </w:rPr>
+          <w:t xml:space="preserve">Entrepreneurial resilience strategies for startups: A (...)</w:t>
+        </w:r>
+      </w:hyperlink>
+      <w:r>
+        <w:rPr>
+          <w:rtl w:val="0"/>
+        </w:rPr>
+        <w:br w:type="textWrapping"/>
+        <w:br w:type="textWrapping"/>
+      </w:r>
+      <w:hyperlink r:id="rId11">
+        <w:r>
+          <w:rPr>
+            <w:color w:val="1155cc"/>
+            <w:u w:val="single"/>
+            <w:rtl w:val="0"/>
+          </w:rPr>
+          <w:t xml:space="preserve">Resilience and entrepreneurship: a systematic literature review | International Journal of Entrepreneurial Behavior &amp; Research | Emerald Publishing</w:t>
+        </w:r>
+      </w:hyperlink>
+      <w:r>
+        <w:rPr>
+          <w:rtl w:val="0"/>
+        </w:rPr>
+        <w:br w:type="textWrapping"/>
+        <w:br w:type="textWrapping"/>
+      </w:r>
+      <w:hyperlink r:id="rId12">
+        <w:r>
+          <w:rPr>
+            <w:color w:val="1155cc"/>
+            <w:u w:val="single"/>
+            <w:rtl w:val="0"/>
+          </w:rPr>
+          <w:t xml:space="preserve">Organizational resilience: a capability-based conceptualization | Business Research | Springer Nature Link</w:t>
+        </w:r>
+      </w:hyperlink>
+      <w:r>
+        <w:rPr>
+          <w:rtl w:val="0"/>
+        </w:rPr>
+        <w:br w:type="textWrapping"/>
+        <w:br w:type="textWrapping"/>
+      </w:r>
+      <w:hyperlink r:id="rId13">
+        <w:r>
+          <w:rPr>
+            <w:color w:val="1155cc"/>
+            <w:u w:val="single"/>
+            <w:rtl w:val="0"/>
+          </w:rPr>
+          <w:t xml:space="preserve">Integrative Review of the Recent Literature on Human Resilience: From Concepts, Theories, and Discussions Towards a Complex Understanding - PMC</w:t>
+        </w:r>
+      </w:hyperlink>
+      <w:r>
+        <w:rPr>
+          <w:rtl w:val="0"/>
+        </w:rPr>
+        <w:br w:type="textWrapping"/>
+        <w:br w:type="textWrapping"/>
+      </w:r>
+      <w:hyperlink r:id="rId14">
+        <w:r>
+          <w:rPr>
+            <w:color w:val="1155cc"/>
+            <w:u w:val="single"/>
+            <w:rtl w:val="0"/>
+          </w:rPr>
+          <w:t xml:space="preserve">Frontiers | The ART of resilience: a theoretical bridge across resilience perspectives</w:t>
+        </w:r>
+      </w:hyperlink>
+      <w:r>
+        <w:rPr>
+          <w:rtl w:val="0"/>
+        </w:rPr>
+        <w:br w:type="textWrapping"/>
+        <w:br w:type="textWrapping"/>
+      </w:r>
+      <w:hyperlink r:id="rId15">
+        <w:r>
+          <w:rPr>
+            <w:color w:val="1155cc"/>
+            <w:u w:val="single"/>
+            <w:rtl w:val="0"/>
+          </w:rPr>
+          <w:t xml:space="preserve">Resilience and entrepreneurship: a systematic... | F1000Research</w:t>
+        </w:r>
+      </w:hyperlink>
+      <w:r>
+        <w:rPr>
+          <w:rtl w:val="0"/>
+        </w:rPr>
+        <w:br w:type="textWrapping"/>
+        <w:br w:type="textWrapping"/>
+      </w:r>
+      <w:hyperlink r:id="rId16">
+        <w:r>
+          <w:rPr>
+            <w:color w:val="1155cc"/>
+            <w:u w:val="single"/>
+            <w:rtl w:val="0"/>
+          </w:rPr>
+          <w:t xml:space="preserve">Entrepreneurial Agility in a Disrupted World: Redefining Entrepreneurial Resilience for Global Business Success - Selene Pennetta, Francesco Anglani, Carmen Reaiche, Stephen Boyle, 2025</w:t>
+        </w:r>
+      </w:hyperlink>
+      <w:r>
+        <w:rPr>
+          <w:rtl w:val="0"/>
+        </w:rPr>
+        <w:br w:type="textWrapping"/>
+        <w:br w:type="textWrapping"/>
+      </w:r>
+      <w:hyperlink r:id="rId17">
+        <w:r>
+          <w:rPr>
+            <w:color w:val="1155cc"/>
+            <w:u w:val="single"/>
+            <w:rtl w:val="0"/>
+          </w:rPr>
+          <w:t xml:space="preserve">A resilient Startup Leader's personal journey: The role of entrepreneurial mindfulness and ambidextrous leadership through scaling-up performance capacity - PMC</w:t>
+        </w:r>
+      </w:hyperlink>
+      <w:r>
+        <w:rPr>
+          <w:rtl w:val="0"/>
+        </w:rPr>
+      </w:r>
+    </w:p>
+    <w:p>
+      <w:pPr>
+        <w:rPr/>
+      </w:pPr>
+      <w:r>
+        <w:br w:type="page"/>
+      </w:r>
+      <w:r>
+        <w:rPr>
+          <w:rtl w:val="0"/>
+        </w:rPr>
+      </w:r>
+    </w:p>
+    <w:p>
+      <w:pPr>
+        <w:spacing w:after="100" w:before="320" w:line="360" w:lineRule="auto"/>
+        <w:ind w:left="-20" w:firstLine="0"/>
+        <w:rPr>
+          <w:b w:val="1"/>
+          <w:bCs w:val="1"/>
+          <w:sz w:val="24"/>
+          <w:szCs w:val="24"/>
+        </w:rPr>
+      </w:pPr>
+      <w:r>
+        <w:rPr>
+          <w:b w:val="1"/>
+          <w:bCs w:val="1"/>
+          <w:sz w:val="24"/>
+          <w:szCs w:val="24"/>
+          <w:rtl w:val="0"/>
+        </w:rPr>
+        <w:t xml:space="preserve">René:</w:t>
+      </w:r>
+    </w:p>
+    <w:p>
+      <w:pPr>
+        <w:spacing w:after="100" w:before="320" w:line="360" w:lineRule="auto"/>
+        <w:ind w:left="-20" w:firstLine="0"/>
+        <w:rPr>
+          <w:b w:val="1"/>
+          <w:bCs w:val="1"/>
+          <w:sz w:val="24"/>
+          <w:szCs w:val="24"/>
+        </w:rPr>
+      </w:pPr>
+      <w:r>
+        <w:rPr>
+          <w:b w:val="1"/>
+          <w:bCs w:val="1"/>
+          <w:sz w:val="24"/>
+          <w:szCs w:val="24"/>
+          <w:rtl w:val="0"/>
+        </w:rPr>
+        <w:t xml:space="preserve">Concept and definition</w:t>
+      </w:r>
+    </w:p>
+    <w:p>
+      <w:pPr>
+        <w:spacing w:after="220" w:before="240" w:line="360" w:lineRule="auto"/>
+        <w:rPr>
+          <w:color w:val="1155cc"/>
+          <w:u w:val="single"/>
+          <w:vertAlign w:val="superscript"/>
+        </w:rPr>
+      </w:pPr>
+      <w:r>
+        <w:rPr>
+          <w:rtl w:val="0"/>
+        </w:rPr>
+        <w:t xml:space="preserve">Resilience originates from the Latin term “resilire,” meaning “to spring back” or “to rebound.”</w:t>
+      </w:r>
+      <w:hyperlink r:id="rId18">
+        <w:r>
+          <w:rPr>
+            <w:color w:val="1155cc"/>
+            <w:u w:val="single"/>
+            <w:vertAlign w:val="superscript"/>
+            <w:rtl w:val="0"/>
+          </w:rPr>
+          <w:t xml:space="preserve">[4]</w:t>
+        </w:r>
+      </w:hyperlink>
+      <w:hyperlink r:id="rId19">
+        <w:r>
+          <w:rPr>
+            <w:color w:val="1155cc"/>
+            <w:u w:val="single"/>
+            <w:vertAlign w:val="superscript"/>
+            <w:rtl w:val="0"/>
+          </w:rPr>
+          <w:t xml:space="preserve">[1]</w:t>
+          <w:br w:type="textWrapping"/>
+        </w:r>
+      </w:hyperlink>
+      <w:r>
+        <w:rPr>
+          <w:rtl w:val="0"/>
+        </w:rPr>
+        <w:t xml:space="preserve"> In psychology, it is usually defined as </w:t>
+      </w:r>
+      <w:r>
+        <w:rPr>
+          <w:b w:val="1"/>
+          <w:bCs w:val="1"/>
+          <w:rtl w:val="0"/>
+        </w:rPr>
+        <w:t xml:space="preserve">mental</w:t>
+      </w:r>
+      <w:r>
+        <w:rPr>
+          <w:rtl w:val="0"/>
+        </w:rPr>
+        <w:t xml:space="preserve"> toughness or psychological resistance, that is, the ability to master stressful or adverse life events and to develop positively despite difficulties.</w:t>
+      </w:r>
+      <w:hyperlink r:id="rId20">
+        <w:r>
+          <w:rPr>
+            <w:color w:val="1155cc"/>
+            <w:u w:val="single"/>
+            <w:vertAlign w:val="superscript"/>
+            <w:rtl w:val="0"/>
+          </w:rPr>
+          <w:t xml:space="preserve">[2]</w:t>
+        </w:r>
+      </w:hyperlink>
+      <w:hyperlink r:id="rId21">
+        <w:r>
+          <w:rPr>
+            <w:color w:val="1155cc"/>
+            <w:u w:val="single"/>
+            <w:vertAlign w:val="superscript"/>
+            <w:rtl w:val="0"/>
+          </w:rPr>
+          <w:t xml:space="preserve">[3]</w:t>
+        </w:r>
+      </w:hyperlink>
+      <w:hyperlink r:id="rId22">
+        <w:r>
+          <w:rPr>
+            <w:color w:val="1155cc"/>
+            <w:u w:val="single"/>
+            <w:vertAlign w:val="superscript"/>
+            <w:rtl w:val="0"/>
+          </w:rPr>
+          <w:t xml:space="preserve">[1]</w:t>
+          <w:br w:type="textWrapping"/>
+        </w:r>
+      </w:hyperlink>
+      <w:r>
+        <w:rPr>
+          <w:rtl w:val="0"/>
+        </w:rPr>
+        <w:t xml:space="preserve"> Authors such as Kalisch and Bonanno describe resilience as the maintenance or rapid recovery of mental health during or after exposure to stressors, as well as the capability for positive adaptation under adversity.</w:t>
+      </w:r>
+      <w:hyperlink r:id="rId23">
+        <w:r>
+          <w:rPr>
+            <w:color w:val="1155cc"/>
+            <w:u w:val="single"/>
+            <w:vertAlign w:val="superscript"/>
+            <w:rtl w:val="0"/>
+          </w:rPr>
+          <w:t xml:space="preserve">[3]</w:t>
+          <w:br w:type="textWrapping"/>
+        </w:r>
+      </w:hyperlink>
+      <w:r>
+        <w:rPr>
+          <w:rtl w:val="0"/>
+        </w:rPr>
+        <w:t xml:space="preserve"> Contemporary approaches emphasize resilience as a dynamic process of adaptation and coping, rather than a fixed personality trait.</w:t>
+      </w:r>
+      <w:hyperlink r:id="rId24">
+        <w:r>
+          <w:rPr>
+            <w:color w:val="1155cc"/>
+            <w:u w:val="single"/>
+            <w:vertAlign w:val="superscript"/>
+            <w:rtl w:val="0"/>
+          </w:rPr>
+          <w:t xml:space="preserve">[3]</w:t>
+        </w:r>
+      </w:hyperlink>
+      <w:hyperlink r:id="rId25">
+        <w:r>
+          <w:rPr>
+            <w:color w:val="1155cc"/>
+            <w:u w:val="single"/>
+            <w:vertAlign w:val="superscript"/>
+            <w:rtl w:val="0"/>
+          </w:rPr>
+          <w:t xml:space="preserve">[4]</w:t>
+        </w:r>
+      </w:hyperlink>
+      <w:r>
+        <w:rPr>
+          <w:rtl w:val="0"/>
+        </w:rPr>
+      </w:r>
+    </w:p>
+    <w:p>
+      <w:pPr>
+        <w:spacing w:after="100" w:before="320" w:line="360" w:lineRule="auto"/>
+        <w:ind w:left="-20" w:firstLine="0"/>
+        <w:rPr>
+          <w:b w:val="1"/>
+          <w:bCs w:val="1"/>
+          <w:sz w:val="24"/>
+          <w:szCs w:val="24"/>
+        </w:rPr>
+      </w:pPr>
+      <w:r>
+        <w:rPr>
+          <w:b w:val="1"/>
+          <w:bCs w:val="1"/>
+          <w:sz w:val="24"/>
+          <w:szCs w:val="24"/>
+          <w:rtl w:val="0"/>
+        </w:rPr>
+        <w:t xml:space="preserve">Main types and levels of resilience</w:t>
+      </w:r>
+    </w:p>
+    <w:p>
+      <w:pPr>
+        <w:spacing w:after="220" w:before="240" w:line="360" w:lineRule="auto"/>
+        <w:rPr/>
+      </w:pPr>
+      <w:r>
+        <w:rPr>
+          <w:rtl w:val="0"/>
+        </w:rPr>
+        <w:t xml:space="preserve">In general, the literature distinguishes several levels or “types” of resilience:</w:t>
+      </w:r>
+    </w:p>
+    <w:p>
+      <w:pPr>
+        <w:spacing w:after="100" w:before="100" w:line="360" w:lineRule="auto"/>
+        <w:ind w:left="900" w:hanging="360"/>
+        <w:rPr>
+          <w:color w:val="1155cc"/>
+          <w:u w:val="single"/>
+          <w:vertAlign w:val="superscript"/>
+        </w:rPr>
+      </w:pPr>
+      <w:r>
+        <w:rPr>
+          <w:rtl w:val="0"/>
+        </w:rPr>
+        <w:t xml:space="preserve">·</w:t>
+      </w:r>
+      <w:r>
+        <w:rPr>
+          <w:rFonts w:ascii="Times New Roman" w:cs="Times New Roman" w:eastAsia="Times New Roman" w:hAnsi="Times New Roman"/>
+          <w:sz w:val="14"/>
+          <w:szCs w:val="14"/>
+          <w:rtl w:val="0"/>
+        </w:rPr>
+        <w:t xml:space="preserve">         </w:t>
+      </w:r>
+      <w:r>
+        <w:rPr>
+          <w:rtl w:val="0"/>
+        </w:rPr>
+        <w:t xml:space="preserve">Individual resilience: The capacity of a person to deal with stress, strain, and crises without suffering lasting psychological damage; it includes emotional stability, self-reflection, learning ability, and the use of personal and social resources.</w:t>
+      </w:r>
+      <w:hyperlink r:id="rId26">
+        <w:r>
+          <w:rPr>
+            <w:color w:val="1155cc"/>
+            <w:u w:val="single"/>
+            <w:vertAlign w:val="superscript"/>
+            <w:rtl w:val="0"/>
+          </w:rPr>
+          <w:t xml:space="preserve">[5]</w:t>
+        </w:r>
+      </w:hyperlink>
+      <w:hyperlink r:id="rId27">
+        <w:r>
+          <w:rPr>
+            <w:color w:val="1155cc"/>
+            <w:u w:val="single"/>
+            <w:vertAlign w:val="superscript"/>
+            <w:rtl w:val="0"/>
+          </w:rPr>
+          <w:t xml:space="preserve">[1]</w:t>
+        </w:r>
+      </w:hyperlink>
+      <w:hyperlink r:id="rId28">
+        <w:r>
+          <w:rPr>
+            <w:color w:val="1155cc"/>
+            <w:u w:val="single"/>
+            <w:vertAlign w:val="superscript"/>
+            <w:rtl w:val="0"/>
+          </w:rPr>
+          <w:t xml:space="preserve">[3]</w:t>
+        </w:r>
+      </w:hyperlink>
+      <w:r>
+        <w:rPr>
+          <w:rtl w:val="0"/>
+        </w:rPr>
+      </w:r>
+    </w:p>
+    <w:p>
+      <w:pPr>
+        <w:spacing w:after="100" w:before="100" w:line="360" w:lineRule="auto"/>
+        <w:ind w:left="900" w:hanging="360"/>
+        <w:rPr>
+          <w:color w:val="1155cc"/>
+          <w:u w:val="single"/>
+          <w:vertAlign w:val="superscript"/>
+        </w:rPr>
+      </w:pPr>
+      <w:r>
+        <w:rPr>
+          <w:rtl w:val="0"/>
+        </w:rPr>
+        <w:t xml:space="preserve">·</w:t>
+      </w:r>
+      <w:r>
+        <w:rPr>
+          <w:rFonts w:ascii="Times New Roman" w:cs="Times New Roman" w:eastAsia="Times New Roman" w:hAnsi="Times New Roman"/>
+          <w:sz w:val="14"/>
+          <w:szCs w:val="14"/>
+          <w:rtl w:val="0"/>
+        </w:rPr>
+        <w:t xml:space="preserve">         </w:t>
+      </w:r>
+      <w:r>
+        <w:rPr>
+          <w:rtl w:val="0"/>
+        </w:rPr>
+        <w:t xml:space="preserve">Team resilience: The collective capacity of a team to handle pressure and setbacks constructively, based on trustful relationships, psychological safety, and cooperative problem solving; it links individual and organizational resilience.</w:t>
+      </w:r>
+      <w:hyperlink r:id="rId29">
+        <w:r>
+          <w:rPr>
+            <w:color w:val="1155cc"/>
+            <w:u w:val="single"/>
+            <w:vertAlign w:val="superscript"/>
+            <w:rtl w:val="0"/>
+          </w:rPr>
+          <w:t xml:space="preserve">[6]</w:t>
+        </w:r>
+      </w:hyperlink>
+      <w:hyperlink r:id="rId30">
+        <w:r>
+          <w:rPr>
+            <w:color w:val="1155cc"/>
+            <w:u w:val="single"/>
+            <w:vertAlign w:val="superscript"/>
+            <w:rtl w:val="0"/>
+          </w:rPr>
+          <w:t xml:space="preserve">[5]</w:t>
+        </w:r>
+      </w:hyperlink>
+      <w:r>
+        <w:rPr>
+          <w:rtl w:val="0"/>
+        </w:rPr>
+      </w:r>
+    </w:p>
+    <w:p>
+      <w:pPr>
+        <w:spacing w:after="100" w:before="100" w:line="360" w:lineRule="auto"/>
+        <w:ind w:left="900" w:hanging="360"/>
+        <w:rPr>
+          <w:color w:val="1155cc"/>
+          <w:u w:val="single"/>
+          <w:vertAlign w:val="superscript"/>
+        </w:rPr>
+      </w:pPr>
+      <w:r>
+        <w:rPr>
+          <w:rtl w:val="0"/>
+        </w:rPr>
+        <w:t xml:space="preserve">·</w:t>
+      </w:r>
+      <w:r>
+        <w:rPr>
+          <w:rFonts w:ascii="Times New Roman" w:cs="Times New Roman" w:eastAsia="Times New Roman" w:hAnsi="Times New Roman"/>
+          <w:sz w:val="14"/>
+          <w:szCs w:val="14"/>
+          <w:rtl w:val="0"/>
+        </w:rPr>
+        <w:t xml:space="preserve">         </w:t>
+      </w:r>
+      <w:r>
+        <w:rPr>
+          <w:rtl w:val="0"/>
+        </w:rPr>
+        <w:t xml:space="preserve">Organizational resilience: The ability of an organization to adapt to change, withstand crises, and emerge stronger, characterized by flexibility, learning orientation, and a supportive culture.</w:t>
+      </w:r>
+      <w:hyperlink r:id="rId31">
+        <w:r>
+          <w:rPr>
+            <w:color w:val="1155cc"/>
+            <w:u w:val="single"/>
+            <w:vertAlign w:val="superscript"/>
+            <w:rtl w:val="0"/>
+          </w:rPr>
+          <w:t xml:space="preserve">[5]</w:t>
+        </w:r>
+      </w:hyperlink>
+      <w:hyperlink r:id="rId32">
+        <w:r>
+          <w:rPr>
+            <w:color w:val="1155cc"/>
+            <w:u w:val="single"/>
+            <w:vertAlign w:val="superscript"/>
+            <w:rtl w:val="0"/>
+          </w:rPr>
+          <w:t xml:space="preserve">[6]</w:t>
+        </w:r>
+      </w:hyperlink>
+      <w:r>
+        <w:rPr>
+          <w:rtl w:val="0"/>
+        </w:rPr>
+      </w:r>
+    </w:p>
+    <w:p>
+      <w:pPr>
+        <w:spacing w:after="220" w:before="240" w:line="360" w:lineRule="auto"/>
+        <w:rPr>
+          <w:color w:val="1155cc"/>
+          <w:u w:val="single"/>
+          <w:vertAlign w:val="superscript"/>
+        </w:rPr>
+      </w:pPr>
+      <w:r>
+        <w:rPr>
+          <w:rtl w:val="0"/>
+        </w:rPr>
+        <w:t xml:space="preserve">Some models further differentiate individual resilience into emotional, cognitive, physical, and social dimensions in order to capture the complexity of adaptive processes.</w:t>
+      </w:r>
+      <w:hyperlink r:id="rId33">
+        <w:r>
+          <w:rPr>
+            <w:color w:val="1155cc"/>
+            <w:u w:val="single"/>
+            <w:vertAlign w:val="superscript"/>
+            <w:rtl w:val="0"/>
+          </w:rPr>
+          <w:t xml:space="preserve">[7]</w:t>
+        </w:r>
+      </w:hyperlink>
+      <w:r>
+        <w:rPr>
+          <w:rtl w:val="0"/>
+        </w:rPr>
+      </w:r>
+    </w:p>
+    <w:p>
+      <w:pPr>
+        <w:spacing w:after="220" w:before="240" w:line="360" w:lineRule="auto"/>
+        <w:rPr>
+          <w:color w:val="1155cc"/>
+          <w:u w:val="single"/>
+          <w:vertAlign w:val="superscript"/>
+        </w:rPr>
+      </w:pPr>
+      <w:r>
+        <w:rPr>
+          <w:rtl w:val="0"/>
+        </w:rPr>
+      </w:r>
+    </w:p>
+    <w:p>
+      <w:pPr>
+        <w:spacing w:after="220" w:before="240" w:line="360" w:lineRule="auto"/>
+        <w:rPr>
+          <w:color w:val="1155cc"/>
+          <w:u w:val="single"/>
+          <w:vertAlign w:val="superscript"/>
+        </w:rPr>
+      </w:pPr>
+      <w:r>
+        <w:rPr>
+          <w:rtl w:val="0"/>
+        </w:rPr>
+      </w:r>
+    </w:p>
+    <w:p>
+      <w:pPr>
+        <w:spacing w:after="220" w:before="240" w:line="360" w:lineRule="auto"/>
+        <w:rPr>
+          <w:color w:val="1155cc"/>
+          <w:u w:val="single"/>
+          <w:vertAlign w:val="superscript"/>
+        </w:rPr>
+      </w:pPr>
+      <w:r>
+        <w:rPr>
+          <w:rtl w:val="0"/>
+        </w:rPr>
+      </w:r>
+    </w:p>
+    <w:p>
+      <w:pPr>
+        <w:spacing w:after="220" w:before="240" w:line="360" w:lineRule="auto"/>
+        <w:rPr>
+          <w:color w:val="1155cc"/>
+          <w:u w:val="single"/>
+          <w:vertAlign w:val="superscript"/>
+        </w:rPr>
+      </w:pPr>
+      <w:r>
+        <w:rPr>
+          <w:rtl w:val="0"/>
+        </w:rPr>
+      </w:r>
+    </w:p>
+    <w:p>
+      <w:pPr>
+        <w:spacing w:after="100" w:before="320" w:line="360" w:lineRule="auto"/>
+        <w:ind w:left="-20" w:firstLine="0"/>
+        <w:rPr>
+          <w:b w:val="1"/>
+          <w:bCs w:val="1"/>
+          <w:sz w:val="24"/>
+          <w:szCs w:val="24"/>
+        </w:rPr>
+      </w:pPr>
+      <w:r>
+        <w:rPr>
+          <w:b w:val="1"/>
+          <w:bCs w:val="1"/>
+          <w:sz w:val="24"/>
+          <w:szCs w:val="24"/>
+          <w:rtl w:val="0"/>
+        </w:rPr>
+        <w:t xml:space="preserve">Overview of resilience levels</w:t>
+      </w:r>
+    </w:p>
+    <w:tbl>
+      <w:tblPr>
+        <w:tblStyle w:val="Table1"/>
+        <w:tblW w:w="8880.0" w:type="dxa"/>
+        <w:jc w:val="left"/>
+        <w:tblBorders>
+          <w:top w:color="000000" w:space="0" w:sz="6" w:val="single"/>
+          <w:left w:color="000000" w:space="0" w:sz="6" w:val="single"/>
+          <w:bottom w:color="000000" w:space="0" w:sz="6" w:val="single"/>
+          <w:right w:color="000000" w:space="0" w:sz="6" w:val="single"/>
+          <w:insideH w:color="000000" w:space="0" w:sz="6" w:val="single"/>
+          <w:insideV w:color="000000" w:space="0" w:sz="6" w:val="single"/>
+        </w:tblBorders>
+        <w:tblLayout w:type="fixed"/>
+        <w:tblLook w:val="0600"/>
+      </w:tblPr>
+      <w:tblGrid>
+        <w:gridCol w:w="1530"/>
+        <w:gridCol w:w="3765"/>
+        <w:gridCol w:w="3585"/>
+        <w:tblGridChange w:id="0">
+          <w:tblGrid>
+            <w:gridCol w:w="1530"/>
+            <w:gridCol w:w="3765"/>
+            <w:gridCol w:w="3585"/>
+          </w:tblGrid>
+        </w:tblGridChange>
+      </w:tblGrid>
+      <w:tr>
+        <w:trPr>
+          <w:cantSplit w:val="0"/>
+          <w:trHeight w:val="450" w:hRule="atLeast"/>
+          <w:tblHeader w:val="0"/>
+        </w:trPr>
+        <w:tc>
+          <w:tcPr>
+            <w:tcBorders>
+              <w:top w:color="000000" w:space="0" w:sz="6" w:val="single"/>
+              <w:left w:color="000000" w:space="0" w:sz="0" w:val="nil"/>
+              <w:bottom w:color="000000" w:space="0" w:sz="6" w:val="single"/>
+              <w:right w:color="000000" w:space="0" w:sz="6" w:val="single"/>
+            </w:tcBorders>
+            <w:tcMar>
+              <w:top w:w="80.0" w:type="dxa"/>
+              <w:left w:w="160.0" w:type="dxa"/>
+              <w:bottom w:w="80.0" w:type="dxa"/>
+              <w:right w:w="160.0" w:type="dxa"/>
+            </w:tcMar>
+            <w:vAlign w:val="top"/>
+          </w:tcPr>
+          <w:p>
+            <w:pPr>
+              <w:spacing w:before="240" w:line="360" w:lineRule="auto"/>
+              <w:rPr>
+                <w:sz w:val="17"/>
+                <w:szCs w:val="17"/>
+              </w:rPr>
+            </w:pPr>
+            <w:r>
+              <w:rPr>
+                <w:sz w:val="17"/>
+                <w:szCs w:val="17"/>
+                <w:rtl w:val="0"/>
+              </w:rPr>
+              <w:t xml:space="preserve">Level</w:t>
+            </w:r>
+          </w:p>
+        </w:tc>
+        <w:tc>
+          <w:tcPr>
+            <w:tcBorders>
+              <w:top w:color="000000" w:space="0" w:sz="6" w:val="single"/>
+              <w:left w:color="000000" w:space="0" w:sz="0" w:val="nil"/>
+              <w:bottom w:color="000000" w:space="0" w:sz="6" w:val="single"/>
+              <w:right w:color="000000" w:space="0" w:sz="6" w:val="single"/>
+            </w:tcBorders>
+            <w:tcMar>
+              <w:top w:w="80.0" w:type="dxa"/>
+              <w:left w:w="160.0" w:type="dxa"/>
+              <w:bottom w:w="80.0" w:type="dxa"/>
+              <w:right w:w="160.0" w:type="dxa"/>
+            </w:tcMar>
+            <w:vAlign w:val="top"/>
+          </w:tcPr>
+          <w:p>
+            <w:pPr>
+              <w:spacing w:before="240" w:line="360" w:lineRule="auto"/>
+              <w:rPr>
+                <w:sz w:val="17"/>
+                <w:szCs w:val="17"/>
+              </w:rPr>
+            </w:pPr>
+            <w:r>
+              <w:rPr>
+                <w:sz w:val="17"/>
+                <w:szCs w:val="17"/>
+                <w:rtl w:val="0"/>
+              </w:rPr>
+              <w:t xml:space="preserve">Short description</w:t>
+            </w:r>
+          </w:p>
+        </w:tc>
+        <w:tc>
+          <w:tcPr>
+            <w:tcBorders>
+              <w:top w:color="000000" w:space="0" w:sz="6" w:val="single"/>
+              <w:left w:color="000000" w:space="0" w:sz="0" w:val="nil"/>
+              <w:bottom w:color="000000" w:space="0" w:sz="6" w:val="single"/>
+              <w:right w:color="000000" w:space="0" w:sz="0" w:val="nil"/>
+            </w:tcBorders>
+            <w:tcMar>
+              <w:top w:w="80.0" w:type="dxa"/>
+              <w:left w:w="160.0" w:type="dxa"/>
+              <w:bottom w:w="80.0" w:type="dxa"/>
+              <w:right w:w="160.0" w:type="dxa"/>
+            </w:tcMar>
+            <w:vAlign w:val="top"/>
+          </w:tcPr>
+          <w:p>
+            <w:pPr>
+              <w:spacing w:before="240" w:line="360" w:lineRule="auto"/>
+              <w:rPr>
+                <w:sz w:val="17"/>
+                <w:szCs w:val="17"/>
+              </w:rPr>
+            </w:pPr>
+            <w:r>
+              <w:rPr>
+                <w:sz w:val="17"/>
+                <w:szCs w:val="17"/>
+                <w:rtl w:val="0"/>
+              </w:rPr>
+              <w:t xml:space="preserve">Typical resources</w:t>
+            </w:r>
+          </w:p>
+        </w:tc>
+      </w:tr>
+      <w:tr>
+        <w:trPr>
+          <w:cantSplit w:val="0"/>
+          <w:trHeight w:val="795" w:hRule="atLeast"/>
+          <w:tblHeader w:val="0"/>
+        </w:trPr>
+        <w:tc>
+          <w:tcPr>
+            <w:tcBorders>
+              <w:top w:color="000000" w:space="0" w:sz="6" w:val="single"/>
+              <w:left w:color="000000" w:space="0" w:sz="0" w:val="nil"/>
+              <w:bottom w:color="000000" w:space="0" w:sz="6" w:val="single"/>
+              <w:right w:color="000000" w:space="0" w:sz="6" w:val="single"/>
+            </w:tcBorders>
+            <w:tcMar>
+              <w:top w:w="80.0" w:type="dxa"/>
+              <w:left w:w="160.0" w:type="dxa"/>
+              <w:bottom w:w="80.0" w:type="dxa"/>
+              <w:right w:w="160.0" w:type="dxa"/>
+            </w:tcMar>
+            <w:vAlign w:val="top"/>
+          </w:tcPr>
+          <w:p>
+            <w:pPr>
+              <w:spacing w:before="240" w:line="360" w:lineRule="auto"/>
+              <w:rPr>
+                <w:sz w:val="17"/>
+                <w:szCs w:val="17"/>
+              </w:rPr>
+            </w:pPr>
+            <w:r>
+              <w:rPr>
+                <w:sz w:val="17"/>
+                <w:szCs w:val="17"/>
+                <w:rtl w:val="0"/>
+              </w:rPr>
+              <w:t xml:space="preserve">Individual</w:t>
+            </w:r>
+          </w:p>
+        </w:tc>
+        <w:tc>
+          <w:tcPr>
+            <w:tcBorders>
+              <w:top w:color="000000" w:space="0" w:sz="6" w:val="single"/>
+              <w:left w:color="000000" w:space="0" w:sz="0" w:val="nil"/>
+              <w:bottom w:color="000000" w:space="0" w:sz="6" w:val="single"/>
+              <w:right w:color="000000" w:space="0" w:sz="6" w:val="single"/>
+            </w:tcBorders>
+            <w:tcMar>
+              <w:top w:w="80.0" w:type="dxa"/>
+              <w:left w:w="160.0" w:type="dxa"/>
+              <w:bottom w:w="80.0" w:type="dxa"/>
+              <w:right w:w="160.0" w:type="dxa"/>
+            </w:tcMar>
+            <w:vAlign w:val="top"/>
+          </w:tcPr>
+          <w:p>
+            <w:pPr>
+              <w:spacing w:before="240" w:line="360" w:lineRule="auto"/>
+              <w:rPr>
+                <w:color w:val="1155cc"/>
+                <w:sz w:val="28"/>
+                <w:szCs w:val="28"/>
+                <w:u w:val="single"/>
+                <w:vertAlign w:val="superscript"/>
+              </w:rPr>
+            </w:pPr>
+            <w:r>
+              <w:rPr>
+                <w:sz w:val="17"/>
+                <w:szCs w:val="17"/>
+                <w:rtl w:val="0"/>
+              </w:rPr>
+              <w:t xml:space="preserve">Psychological resistance of single persons.</w:t>
+            </w:r>
+            <w:hyperlink r:id="rId34">
+              <w:r>
+                <w:rPr>
+                  <w:color w:val="1155cc"/>
+                  <w:sz w:val="28"/>
+                  <w:szCs w:val="28"/>
+                  <w:u w:val="single"/>
+                  <w:vertAlign w:val="superscript"/>
+                  <w:rtl w:val="0"/>
+                </w:rPr>
+                <w:t xml:space="preserve">[1]</w:t>
+              </w:r>
+            </w:hyperlink>
+            <w:hyperlink r:id="rId35">
+              <w:r>
+                <w:rPr>
+                  <w:color w:val="1155cc"/>
+                  <w:sz w:val="28"/>
+                  <w:szCs w:val="28"/>
+                  <w:u w:val="single"/>
+                  <w:vertAlign w:val="superscript"/>
+                  <w:rtl w:val="0"/>
+                </w:rPr>
+                <w:t xml:space="preserve">[5]</w:t>
+              </w:r>
+            </w:hyperlink>
+            <w:hyperlink r:id="rId36">
+              <w:r>
+                <w:rPr>
+                  <w:color w:val="1155cc"/>
+                  <w:sz w:val="28"/>
+                  <w:szCs w:val="28"/>
+                  <w:u w:val="single"/>
+                  <w:vertAlign w:val="superscript"/>
+                  <w:rtl w:val="0"/>
+                </w:rPr>
+                <w:t xml:space="preserve">[3]</w:t>
+              </w:r>
+            </w:hyperlink>
+            <w:r>
+              <w:rPr>
+                <w:rtl w:val="0"/>
+              </w:rPr>
+            </w:r>
+          </w:p>
+        </w:tc>
+        <w:tc>
+          <w:tcPr>
+            <w:tcBorders>
+              <w:top w:color="000000" w:space="0" w:sz="6" w:val="single"/>
+              <w:left w:color="000000" w:space="0" w:sz="0" w:val="nil"/>
+              <w:bottom w:color="000000" w:space="0" w:sz="6" w:val="single"/>
+              <w:right w:color="000000" w:space="0" w:sz="0" w:val="nil"/>
+            </w:tcBorders>
+            <w:tcMar>
+              <w:top w:w="80.0" w:type="dxa"/>
+              <w:left w:w="160.0" w:type="dxa"/>
+              <w:bottom w:w="80.0" w:type="dxa"/>
+              <w:right w:w="160.0" w:type="dxa"/>
+            </w:tcMar>
+            <w:vAlign w:val="top"/>
+          </w:tcPr>
+          <w:p>
+            <w:pPr>
+              <w:spacing w:before="240" w:line="360" w:lineRule="auto"/>
+              <w:rPr>
+                <w:color w:val="1155cc"/>
+                <w:sz w:val="28"/>
+                <w:szCs w:val="28"/>
+                <w:u w:val="single"/>
+                <w:vertAlign w:val="superscript"/>
+              </w:rPr>
+            </w:pPr>
+            <w:r>
+              <w:rPr>
+                <w:sz w:val="17"/>
+                <w:szCs w:val="17"/>
+                <w:rtl w:val="0"/>
+              </w:rPr>
+              <w:t xml:space="preserve">Self-efficacy, optimism, coping skills, social networks.</w:t>
+            </w:r>
+            <w:hyperlink r:id="rId37">
+              <w:r>
+                <w:rPr>
+                  <w:color w:val="1155cc"/>
+                  <w:sz w:val="28"/>
+                  <w:szCs w:val="28"/>
+                  <w:u w:val="single"/>
+                  <w:vertAlign w:val="superscript"/>
+                  <w:rtl w:val="0"/>
+                </w:rPr>
+                <w:t xml:space="preserve">[1]</w:t>
+              </w:r>
+            </w:hyperlink>
+            <w:hyperlink r:id="rId38">
+              <w:r>
+                <w:rPr>
+                  <w:color w:val="1155cc"/>
+                  <w:sz w:val="28"/>
+                  <w:szCs w:val="28"/>
+                  <w:u w:val="single"/>
+                  <w:vertAlign w:val="superscript"/>
+                  <w:rtl w:val="0"/>
+                </w:rPr>
+                <w:t xml:space="preserve">[3]</w:t>
+              </w:r>
+            </w:hyperlink>
+            <w:r>
+              <w:rPr>
+                <w:rtl w:val="0"/>
+              </w:rPr>
+            </w:r>
+          </w:p>
+        </w:tc>
+      </w:tr>
+      <w:tr>
+        <w:trPr>
+          <w:cantSplit w:val="0"/>
+          <w:trHeight w:val="795" w:hRule="atLeast"/>
+          <w:tblHeader w:val="0"/>
+        </w:trPr>
+        <w:tc>
+          <w:tcPr>
+            <w:tcBorders>
+              <w:top w:color="000000" w:space="0" w:sz="6" w:val="single"/>
+              <w:left w:color="000000" w:space="0" w:sz="0" w:val="nil"/>
+              <w:bottom w:color="000000" w:space="0" w:sz="6" w:val="single"/>
+              <w:right w:color="000000" w:space="0" w:sz="6" w:val="single"/>
+            </w:tcBorders>
+            <w:tcMar>
+              <w:top w:w="80.0" w:type="dxa"/>
+              <w:left w:w="160.0" w:type="dxa"/>
+              <w:bottom w:w="80.0" w:type="dxa"/>
+              <w:right w:w="160.0" w:type="dxa"/>
+            </w:tcMar>
+            <w:vAlign w:val="top"/>
+          </w:tcPr>
+          <w:p>
+            <w:pPr>
+              <w:spacing w:before="240" w:line="360" w:lineRule="auto"/>
+              <w:rPr>
+                <w:sz w:val="17"/>
+                <w:szCs w:val="17"/>
+              </w:rPr>
+            </w:pPr>
+            <w:r>
+              <w:rPr>
+                <w:sz w:val="17"/>
+                <w:szCs w:val="17"/>
+                <w:rtl w:val="0"/>
+              </w:rPr>
+              <w:t xml:space="preserve">Team</w:t>
+            </w:r>
+          </w:p>
+        </w:tc>
+        <w:tc>
+          <w:tcPr>
+            <w:tcBorders>
+              <w:top w:color="000000" w:space="0" w:sz="6" w:val="single"/>
+              <w:left w:color="000000" w:space="0" w:sz="0" w:val="nil"/>
+              <w:bottom w:color="000000" w:space="0" w:sz="6" w:val="single"/>
+              <w:right w:color="000000" w:space="0" w:sz="6" w:val="single"/>
+            </w:tcBorders>
+            <w:tcMar>
+              <w:top w:w="80.0" w:type="dxa"/>
+              <w:left w:w="160.0" w:type="dxa"/>
+              <w:bottom w:w="80.0" w:type="dxa"/>
+              <w:right w:w="160.0" w:type="dxa"/>
+            </w:tcMar>
+            <w:vAlign w:val="top"/>
+          </w:tcPr>
+          <w:p>
+            <w:pPr>
+              <w:spacing w:before="240" w:line="360" w:lineRule="auto"/>
+              <w:rPr>
+                <w:color w:val="1155cc"/>
+                <w:sz w:val="28"/>
+                <w:szCs w:val="28"/>
+                <w:u w:val="single"/>
+                <w:vertAlign w:val="superscript"/>
+              </w:rPr>
+            </w:pPr>
+            <w:r>
+              <w:rPr>
+                <w:sz w:val="17"/>
+                <w:szCs w:val="17"/>
+                <w:rtl w:val="0"/>
+              </w:rPr>
+              <w:t xml:space="preserve">Shared ability of a team to cope productively with strain.</w:t>
+            </w:r>
+            <w:hyperlink r:id="rId39">
+              <w:r>
+                <w:rPr>
+                  <w:color w:val="1155cc"/>
+                  <w:sz w:val="28"/>
+                  <w:szCs w:val="28"/>
+                  <w:u w:val="single"/>
+                  <w:vertAlign w:val="superscript"/>
+                  <w:rtl w:val="0"/>
+                </w:rPr>
+                <w:t xml:space="preserve">[5]</w:t>
+              </w:r>
+            </w:hyperlink>
+            <w:hyperlink r:id="rId40">
+              <w:r>
+                <w:rPr>
+                  <w:color w:val="1155cc"/>
+                  <w:sz w:val="28"/>
+                  <w:szCs w:val="28"/>
+                  <w:u w:val="single"/>
+                  <w:vertAlign w:val="superscript"/>
+                  <w:rtl w:val="0"/>
+                </w:rPr>
+                <w:t xml:space="preserve">[6]</w:t>
+              </w:r>
+            </w:hyperlink>
+            <w:r>
+              <w:rPr>
+                <w:rtl w:val="0"/>
+              </w:rPr>
+            </w:r>
+          </w:p>
+        </w:tc>
+        <w:tc>
+          <w:tcPr>
+            <w:tcBorders>
+              <w:top w:color="000000" w:space="0" w:sz="6" w:val="single"/>
+              <w:left w:color="000000" w:space="0" w:sz="0" w:val="nil"/>
+              <w:bottom w:color="000000" w:space="0" w:sz="6" w:val="single"/>
+              <w:right w:color="000000" w:space="0" w:sz="0" w:val="nil"/>
+            </w:tcBorders>
+            <w:tcMar>
+              <w:top w:w="80.0" w:type="dxa"/>
+              <w:left w:w="160.0" w:type="dxa"/>
+              <w:bottom w:w="80.0" w:type="dxa"/>
+              <w:right w:w="160.0" w:type="dxa"/>
+            </w:tcMar>
+            <w:vAlign w:val="top"/>
+          </w:tcPr>
+          <w:p>
+            <w:pPr>
+              <w:spacing w:before="240" w:line="360" w:lineRule="auto"/>
+              <w:rPr>
+                <w:color w:val="1155cc"/>
+                <w:sz w:val="28"/>
+                <w:szCs w:val="28"/>
+                <w:u w:val="single"/>
+                <w:vertAlign w:val="superscript"/>
+              </w:rPr>
+            </w:pPr>
+            <w:r>
+              <w:rPr>
+                <w:sz w:val="17"/>
+                <w:szCs w:val="17"/>
+                <w:rtl w:val="0"/>
+              </w:rPr>
+              <w:t xml:space="preserve">Trust, communication, common goals, mutual support.</w:t>
+            </w:r>
+            <w:hyperlink r:id="rId41">
+              <w:r>
+                <w:rPr>
+                  <w:color w:val="1155cc"/>
+                  <w:sz w:val="28"/>
+                  <w:szCs w:val="28"/>
+                  <w:u w:val="single"/>
+                  <w:vertAlign w:val="superscript"/>
+                  <w:rtl w:val="0"/>
+                </w:rPr>
+                <w:t xml:space="preserve">[5]</w:t>
+              </w:r>
+            </w:hyperlink>
+            <w:hyperlink r:id="rId42">
+              <w:r>
+                <w:rPr>
+                  <w:color w:val="1155cc"/>
+                  <w:sz w:val="28"/>
+                  <w:szCs w:val="28"/>
+                  <w:u w:val="single"/>
+                  <w:vertAlign w:val="superscript"/>
+                  <w:rtl w:val="0"/>
+                </w:rPr>
+                <w:t xml:space="preserve">[6]</w:t>
+              </w:r>
+            </w:hyperlink>
+            <w:r>
+              <w:rPr>
+                <w:rtl w:val="0"/>
+              </w:rPr>
+            </w:r>
+          </w:p>
+        </w:tc>
+      </w:tr>
+      <w:tr>
+        <w:trPr>
+          <w:cantSplit w:val="0"/>
+          <w:trHeight w:val="795" w:hRule="atLeast"/>
+          <w:tblHeader w:val="0"/>
+        </w:trPr>
+        <w:tc>
+          <w:tcPr>
+            <w:tcBorders>
+              <w:top w:color="000000" w:space="0" w:sz="6" w:val="single"/>
+              <w:left w:color="000000" w:space="0" w:sz="0" w:val="nil"/>
+              <w:bottom w:color="000000" w:space="0" w:sz="6" w:val="single"/>
+              <w:right w:color="000000" w:space="0" w:sz="6" w:val="single"/>
+            </w:tcBorders>
+            <w:tcMar>
+              <w:top w:w="80.0" w:type="dxa"/>
+              <w:left w:w="160.0" w:type="dxa"/>
+              <w:bottom w:w="80.0" w:type="dxa"/>
+              <w:right w:w="160.0" w:type="dxa"/>
+            </w:tcMar>
+            <w:vAlign w:val="top"/>
+          </w:tcPr>
+          <w:p>
+            <w:pPr>
+              <w:spacing w:before="240" w:line="360" w:lineRule="auto"/>
+              <w:rPr>
+                <w:sz w:val="17"/>
+                <w:szCs w:val="17"/>
+              </w:rPr>
+            </w:pPr>
+            <w:r>
+              <w:rPr>
+                <w:sz w:val="17"/>
+                <w:szCs w:val="17"/>
+                <w:rtl w:val="0"/>
+              </w:rPr>
+              <w:t xml:space="preserve">Organizational</w:t>
+            </w:r>
+          </w:p>
+        </w:tc>
+        <w:tc>
+          <w:tcPr>
+            <w:tcBorders>
+              <w:top w:color="000000" w:space="0" w:sz="6" w:val="single"/>
+              <w:left w:color="000000" w:space="0" w:sz="0" w:val="nil"/>
+              <w:bottom w:color="000000" w:space="0" w:sz="6" w:val="single"/>
+              <w:right w:color="000000" w:space="0" w:sz="6" w:val="single"/>
+            </w:tcBorders>
+            <w:tcMar>
+              <w:top w:w="80.0" w:type="dxa"/>
+              <w:left w:w="160.0" w:type="dxa"/>
+              <w:bottom w:w="80.0" w:type="dxa"/>
+              <w:right w:w="160.0" w:type="dxa"/>
+            </w:tcMar>
+            <w:vAlign w:val="top"/>
+          </w:tcPr>
+          <w:p>
+            <w:pPr>
+              <w:spacing w:before="240" w:line="360" w:lineRule="auto"/>
+              <w:rPr>
+                <w:color w:val="1155cc"/>
+                <w:sz w:val="28"/>
+                <w:szCs w:val="28"/>
+                <w:u w:val="single"/>
+                <w:vertAlign w:val="superscript"/>
+              </w:rPr>
+            </w:pPr>
+            <w:r>
+              <w:rPr>
+                <w:sz w:val="17"/>
+                <w:szCs w:val="17"/>
+                <w:rtl w:val="0"/>
+              </w:rPr>
+              <w:t xml:space="preserve">Crisis robustness and adaptability of the overall organization.</w:t>
+            </w:r>
+            <w:hyperlink r:id="rId43">
+              <w:r>
+                <w:rPr>
+                  <w:color w:val="1155cc"/>
+                  <w:sz w:val="28"/>
+                  <w:szCs w:val="28"/>
+                  <w:u w:val="single"/>
+                  <w:vertAlign w:val="superscript"/>
+                  <w:rtl w:val="0"/>
+                </w:rPr>
+                <w:t xml:space="preserve">[5]</w:t>
+              </w:r>
+            </w:hyperlink>
+            <w:hyperlink r:id="rId44">
+              <w:r>
+                <w:rPr>
+                  <w:color w:val="1155cc"/>
+                  <w:sz w:val="28"/>
+                  <w:szCs w:val="28"/>
+                  <w:u w:val="single"/>
+                  <w:vertAlign w:val="superscript"/>
+                  <w:rtl w:val="0"/>
+                </w:rPr>
+                <w:t xml:space="preserve">[6]</w:t>
+              </w:r>
+            </w:hyperlink>
+            <w:r>
+              <w:rPr>
+                <w:rtl w:val="0"/>
+              </w:rPr>
+            </w:r>
+          </w:p>
+        </w:tc>
+        <w:tc>
+          <w:tcPr>
+            <w:tcBorders>
+              <w:top w:color="000000" w:space="0" w:sz="6" w:val="single"/>
+              <w:left w:color="000000" w:space="0" w:sz="0" w:val="nil"/>
+              <w:bottom w:color="000000" w:space="0" w:sz="6" w:val="single"/>
+              <w:right w:color="000000" w:space="0" w:sz="0" w:val="nil"/>
+            </w:tcBorders>
+            <w:tcMar>
+              <w:top w:w="80.0" w:type="dxa"/>
+              <w:left w:w="160.0" w:type="dxa"/>
+              <w:bottom w:w="80.0" w:type="dxa"/>
+              <w:right w:w="160.0" w:type="dxa"/>
+            </w:tcMar>
+            <w:vAlign w:val="top"/>
+          </w:tcPr>
+          <w:p>
+            <w:pPr>
+              <w:spacing w:before="240" w:line="360" w:lineRule="auto"/>
+              <w:rPr>
+                <w:color w:val="1155cc"/>
+                <w:sz w:val="28"/>
+                <w:szCs w:val="28"/>
+                <w:u w:val="single"/>
+                <w:vertAlign w:val="superscript"/>
+              </w:rPr>
+            </w:pPr>
+            <w:r>
+              <w:rPr>
+                <w:sz w:val="17"/>
+                <w:szCs w:val="17"/>
+                <w:rtl w:val="0"/>
+              </w:rPr>
+              <w:t xml:space="preserve">Structures, culture, learning capability, flexibility.</w:t>
+            </w:r>
+            <w:hyperlink r:id="rId45">
+              <w:r>
+                <w:rPr>
+                  <w:color w:val="1155cc"/>
+                  <w:sz w:val="28"/>
+                  <w:szCs w:val="28"/>
+                  <w:u w:val="single"/>
+                  <w:vertAlign w:val="superscript"/>
+                  <w:rtl w:val="0"/>
+                </w:rPr>
+                <w:t xml:space="preserve">[5]</w:t>
+              </w:r>
+            </w:hyperlink>
+            <w:hyperlink r:id="rId46">
+              <w:r>
+                <w:rPr>
+                  <w:color w:val="1155cc"/>
+                  <w:sz w:val="28"/>
+                  <w:szCs w:val="28"/>
+                  <w:u w:val="single"/>
+                  <w:vertAlign w:val="superscript"/>
+                  <w:rtl w:val="0"/>
+                </w:rPr>
+                <w:t xml:space="preserve">[6]</w:t>
+              </w:r>
+            </w:hyperlink>
+            <w:r>
+              <w:rPr>
+                <w:rtl w:val="0"/>
+              </w:rPr>
+            </w:r>
+          </w:p>
+        </w:tc>
+      </w:tr>
+    </w:tbl>
+    <w:p>
+      <w:pPr>
+        <w:spacing w:after="240" w:before="240" w:lineRule="auto"/>
+        <w:rPr/>
+      </w:pPr>
+      <w:r>
+        <w:rPr>
+          <w:rtl w:val="0"/>
+        </w:rPr>
+        <w:t xml:space="preserve"> </w:t>
+      </w:r>
+    </w:p>
+    <w:p>
+      <w:pPr>
+        <w:spacing w:after="100" w:before="320" w:line="360" w:lineRule="auto"/>
+        <w:ind w:left="-20" w:firstLine="0"/>
+        <w:rPr>
+          <w:b w:val="1"/>
+          <w:bCs w:val="1"/>
+          <w:sz w:val="24"/>
+          <w:szCs w:val="24"/>
+        </w:rPr>
+      </w:pPr>
+      <w:r>
+        <w:rPr>
+          <w:b w:val="1"/>
+          <w:bCs w:val="1"/>
+          <w:sz w:val="24"/>
+          <w:szCs w:val="24"/>
+          <w:rtl w:val="0"/>
+        </w:rPr>
+        <w:t xml:space="preserve">Process character and key factors</w:t>
+      </w:r>
+    </w:p>
+    <w:p>
+      <w:pPr>
+        <w:spacing w:after="220" w:before="240" w:line="360" w:lineRule="auto"/>
+        <w:rPr>
+          <w:color w:val="1155cc"/>
+          <w:u w:val="single"/>
+          <w:vertAlign w:val="superscript"/>
+        </w:rPr>
+      </w:pPr>
+      <w:r>
+        <w:rPr>
+          <w:rtl w:val="0"/>
+        </w:rPr>
+        <w:t xml:space="preserve">Resilience is regarded as learnable and malleable across the lifespan.</w:t>
+      </w:r>
+      <w:hyperlink r:id="rId47">
+        <w:r>
+          <w:rPr>
+            <w:color w:val="1155cc"/>
+            <w:u w:val="single"/>
+            <w:vertAlign w:val="superscript"/>
+            <w:rtl w:val="0"/>
+          </w:rPr>
+          <w:t xml:space="preserve">[1]</w:t>
+        </w:r>
+      </w:hyperlink>
+      <w:hyperlink r:id="rId48">
+        <w:r>
+          <w:rPr>
+            <w:color w:val="1155cc"/>
+            <w:u w:val="single"/>
+            <w:vertAlign w:val="superscript"/>
+            <w:rtl w:val="0"/>
+          </w:rPr>
+          <w:t xml:space="preserve">[3]</w:t>
+          <w:br w:type="textWrapping"/>
+        </w:r>
+      </w:hyperlink>
+      <w:r>
+        <w:rPr>
+          <w:rtl w:val="0"/>
+        </w:rPr>
+        <w:t xml:space="preserve"> Important protective factors include, among others, a fundamentally hopeful or optimistic mindset, perceived self-efficacy, constructive coping strategies (for example problem-focused coping and seeking support), and stable, supportive relationships.</w:t>
+      </w:r>
+      <w:hyperlink r:id="rId49">
+        <w:r>
+          <w:rPr>
+            <w:color w:val="1155cc"/>
+            <w:u w:val="single"/>
+            <w:vertAlign w:val="superscript"/>
+            <w:rtl w:val="0"/>
+          </w:rPr>
+          <w:t xml:space="preserve">[2]</w:t>
+        </w:r>
+      </w:hyperlink>
+      <w:hyperlink r:id="rId50">
+        <w:r>
+          <w:rPr>
+            <w:color w:val="1155cc"/>
+            <w:u w:val="single"/>
+            <w:vertAlign w:val="superscript"/>
+            <w:rtl w:val="0"/>
+          </w:rPr>
+          <w:t xml:space="preserve">[1]</w:t>
+        </w:r>
+      </w:hyperlink>
+      <w:hyperlink r:id="rId51">
+        <w:r>
+          <w:rPr>
+            <w:color w:val="1155cc"/>
+            <w:u w:val="single"/>
+            <w:vertAlign w:val="superscript"/>
+            <w:rtl w:val="0"/>
+          </w:rPr>
+          <w:t xml:space="preserve">[3]</w:t>
+          <w:br w:type="textWrapping"/>
+        </w:r>
+      </w:hyperlink>
+      <w:r>
+        <w:rPr>
+          <w:rtl w:val="0"/>
+        </w:rPr>
+        <w:t xml:space="preserve"> Risk factors such as chronic stress, social isolation, or rigid, punitive environments can undermine resilience at all levels.</w:t>
+      </w:r>
+      <w:hyperlink r:id="rId52">
+        <w:r>
+          <w:rPr>
+            <w:color w:val="1155cc"/>
+            <w:u w:val="single"/>
+            <w:vertAlign w:val="superscript"/>
+            <w:rtl w:val="0"/>
+          </w:rPr>
+          <w:t xml:space="preserve">[6]</w:t>
+        </w:r>
+      </w:hyperlink>
+      <w:hyperlink r:id="rId53">
+        <w:r>
+          <w:rPr>
+            <w:color w:val="1155cc"/>
+            <w:u w:val="single"/>
+            <w:vertAlign w:val="superscript"/>
+            <w:rtl w:val="0"/>
+          </w:rPr>
+          <w:t xml:space="preserve">[2]</w:t>
+        </w:r>
+      </w:hyperlink>
+      <w:r>
+        <w:rPr>
+          <w:rtl w:val="0"/>
+        </w:rPr>
+      </w:r>
+    </w:p>
+    <w:p>
+      <w:pPr>
+        <w:spacing w:after="100" w:before="320" w:line="360" w:lineRule="auto"/>
+        <w:ind w:left="-20" w:firstLine="0"/>
+        <w:rPr>
+          <w:b w:val="1"/>
+          <w:bCs w:val="1"/>
+          <w:sz w:val="24"/>
+          <w:szCs w:val="24"/>
+        </w:rPr>
+      </w:pPr>
+      <w:r>
+        <w:rPr>
+          <w:b w:val="1"/>
+          <w:bCs w:val="1"/>
+          <w:sz w:val="24"/>
+          <w:szCs w:val="24"/>
+          <w:rtl w:val="0"/>
+        </w:rPr>
+        <w:t xml:space="preserve">Resilience in the context of startups</w:t>
+      </w:r>
+    </w:p>
+    <w:p>
+      <w:pPr>
+        <w:spacing w:after="220" w:before="240" w:line="360" w:lineRule="auto"/>
+        <w:rPr/>
+      </w:pPr>
+      <w:r>
+        <w:rPr>
+          <w:rtl w:val="0"/>
+        </w:rPr>
+        <w:t xml:space="preserve">In the startup context, resilience becomes particularly relevant because young ventures operate under high uncertainty, resource scarcity, and frequent setbacks.</w:t>
+      </w:r>
+      <w:hyperlink r:id="rId54">
+        <w:r>
+          <w:rPr>
+            <w:color w:val="1155cc"/>
+            <w:u w:val="single"/>
+            <w:vertAlign w:val="superscript"/>
+            <w:rtl w:val="0"/>
+          </w:rPr>
+          <w:t xml:space="preserve">[8]</w:t>
+        </w:r>
+      </w:hyperlink>
+      <w:hyperlink r:id="rId55">
+        <w:r>
+          <w:rPr>
+            <w:color w:val="1155cc"/>
+            <w:u w:val="single"/>
+            <w:vertAlign w:val="superscript"/>
+            <w:rtl w:val="0"/>
+          </w:rPr>
+          <w:t xml:space="preserve">[9]</w:t>
+        </w:r>
+      </w:hyperlink>
+      <w:hyperlink r:id="rId56">
+        <w:r>
+          <w:rPr>
+            <w:color w:val="1155cc"/>
+            <w:u w:val="single"/>
+            <w:vertAlign w:val="superscript"/>
+            <w:rtl w:val="0"/>
+          </w:rPr>
+          <w:t xml:space="preserve">[10]</w:t>
+          <w:br w:type="textWrapping"/>
+        </w:r>
+      </w:hyperlink>
+      <w:r>
+        <w:rPr>
+          <w:rtl w:val="0"/>
+        </w:rPr>
+        <w:t xml:space="preserve"> Here, three interrelated aspects are central:</w:t>
+      </w:r>
+    </w:p>
+    <w:p>
+      <w:pPr>
+        <w:spacing w:after="100" w:before="100" w:line="360" w:lineRule="auto"/>
+        <w:ind w:left="900" w:hanging="360"/>
+        <w:rPr>
+          <w:color w:val="1155cc"/>
+          <w:u w:val="single"/>
+          <w:vertAlign w:val="superscript"/>
+        </w:rPr>
+      </w:pPr>
+      <w:r>
+        <w:rPr>
+          <w:rtl w:val="0"/>
+        </w:rPr>
+        <w:t xml:space="preserve">·</w:t>
+      </w:r>
+      <w:r>
+        <w:rPr>
+          <w:rFonts w:ascii="Times New Roman" w:cs="Times New Roman" w:eastAsia="Times New Roman" w:hAnsi="Times New Roman"/>
+          <w:sz w:val="14"/>
+          <w:szCs w:val="14"/>
+          <w:rtl w:val="0"/>
+        </w:rPr>
+        <w:t xml:space="preserve">         </w:t>
+      </w:r>
+      <w:r>
+        <w:rPr>
+          <w:rtl w:val="0"/>
+        </w:rPr>
+        <w:t xml:space="preserve">Founder resilience: Startup entrepreneurs need a high level of psychological resilience to cope with repeated rejection (e.g. from investors or customers), financial pressure, and role overload.</w:t>
+      </w:r>
+      <w:hyperlink r:id="rId57">
+        <w:r>
+          <w:rPr>
+            <w:color w:val="1155cc"/>
+            <w:u w:val="single"/>
+            <w:vertAlign w:val="superscript"/>
+            <w:rtl w:val="0"/>
+          </w:rPr>
+          <w:t xml:space="preserve">[9]</w:t>
+        </w:r>
+      </w:hyperlink>
+      <w:r>
+        <w:rPr>
+          <w:rtl w:val="0"/>
+        </w:rPr>
+      </w:r>
+    </w:p>
+    <w:p>
+      <w:pPr>
+        <w:spacing w:after="100" w:before="100" w:line="360" w:lineRule="auto"/>
+        <w:ind w:left="900" w:hanging="360"/>
+        <w:rPr>
+          <w:color w:val="1155cc"/>
+          <w:u w:val="single"/>
+          <w:vertAlign w:val="superscript"/>
+        </w:rPr>
+      </w:pPr>
+      <w:r>
+        <w:rPr>
+          <w:rtl w:val="0"/>
+        </w:rPr>
+        <w:t xml:space="preserve">·</w:t>
+      </w:r>
+      <w:r>
+        <w:rPr>
+          <w:rFonts w:ascii="Times New Roman" w:cs="Times New Roman" w:eastAsia="Times New Roman" w:hAnsi="Times New Roman"/>
+          <w:sz w:val="14"/>
+          <w:szCs w:val="14"/>
+          <w:rtl w:val="0"/>
+        </w:rPr>
+        <w:t xml:space="preserve">         </w:t>
+      </w:r>
+      <w:r>
+        <w:rPr>
+          <w:rtl w:val="0"/>
+        </w:rPr>
+        <w:t xml:space="preserve">Team and co-founder resilience: Many startups fail due to conflicts in the founding team; resilient startup teams are characterized by open communication, shared vision, and constructive handling of mistakes and conflicts.</w:t>
+      </w:r>
+      <w:hyperlink r:id="rId58">
+        <w:r>
+          <w:rPr>
+            <w:color w:val="1155cc"/>
+            <w:u w:val="single"/>
+            <w:vertAlign w:val="superscript"/>
+            <w:rtl w:val="0"/>
+          </w:rPr>
+          <w:t xml:space="preserve">[10]</w:t>
+        </w:r>
+      </w:hyperlink>
+      <w:hyperlink r:id="rId59">
+        <w:r>
+          <w:rPr>
+            <w:color w:val="1155cc"/>
+            <w:u w:val="single"/>
+            <w:vertAlign w:val="superscript"/>
+            <w:rtl w:val="0"/>
+          </w:rPr>
+          <w:t xml:space="preserve">[8]</w:t>
+        </w:r>
+      </w:hyperlink>
+      <w:r>
+        <w:rPr>
+          <w:rtl w:val="0"/>
+        </w:rPr>
+      </w:r>
+    </w:p>
+    <w:p>
+      <w:pPr>
+        <w:spacing w:after="100" w:before="100" w:line="360" w:lineRule="auto"/>
+        <w:ind w:left="900" w:hanging="360"/>
+        <w:rPr>
+          <w:color w:val="1155cc"/>
+          <w:u w:val="single"/>
+          <w:vertAlign w:val="superscript"/>
+        </w:rPr>
+      </w:pPr>
+      <w:r>
+        <w:rPr>
+          <w:rtl w:val="0"/>
+        </w:rPr>
+        <w:t xml:space="preserve">·</w:t>
+      </w:r>
+      <w:r>
+        <w:rPr>
+          <w:rFonts w:ascii="Times New Roman" w:cs="Times New Roman" w:eastAsia="Times New Roman" w:hAnsi="Times New Roman"/>
+          <w:sz w:val="14"/>
+          <w:szCs w:val="14"/>
+          <w:rtl w:val="0"/>
+        </w:rPr>
+        <w:t xml:space="preserve">         </w:t>
+      </w:r>
+      <w:r>
+        <w:rPr>
+          <w:rtl w:val="0"/>
+        </w:rPr>
+        <w:t xml:space="preserve">Startup/organizational resilience: A resilient startup can quickly adapt its business model, pivot when necessary, and maintain operations through crises (e.g. market shocks, funding gaps), supported by agile structures, learning orientation, and diversified networks.</w:t>
+      </w:r>
+      <w:hyperlink r:id="rId60">
+        <w:r>
+          <w:rPr>
+            <w:color w:val="1155cc"/>
+            <w:u w:val="single"/>
+            <w:vertAlign w:val="superscript"/>
+            <w:rtl w:val="0"/>
+          </w:rPr>
+          <w:t xml:space="preserve">[8]</w:t>
+        </w:r>
+      </w:hyperlink>
+      <w:hyperlink r:id="rId61">
+        <w:r>
+          <w:rPr>
+            <w:color w:val="1155cc"/>
+            <w:u w:val="single"/>
+            <w:vertAlign w:val="superscript"/>
+            <w:rtl w:val="0"/>
+          </w:rPr>
+          <w:t xml:space="preserve">[10]</w:t>
+        </w:r>
+      </w:hyperlink>
+      <w:r>
+        <w:rPr>
+          <w:rtl w:val="0"/>
+        </w:rPr>
+      </w:r>
+    </w:p>
+    <w:p>
+      <w:pPr>
+        <w:spacing w:after="220" w:before="240" w:line="360" w:lineRule="auto"/>
+        <w:rPr>
+          <w:color w:val="1155cc"/>
+          <w:u w:val="single"/>
+          <w:vertAlign w:val="superscript"/>
+        </w:rPr>
+      </w:pPr>
+      <w:r>
+        <w:rPr>
+          <w:rtl w:val="0"/>
+        </w:rPr>
+        <w:t xml:space="preserve">From an investor’s perspective, resilience is seen as a key characteristic of promising startups, because it increases the likelihood of survival and growth in volatile markets.</w:t>
+      </w:r>
+      <w:hyperlink r:id="rId62">
+        <w:r>
+          <w:rPr>
+            <w:color w:val="1155cc"/>
+            <w:u w:val="single"/>
+            <w:vertAlign w:val="superscript"/>
+            <w:rtl w:val="0"/>
+          </w:rPr>
+          <w:t xml:space="preserve">[9]</w:t>
+        </w:r>
+      </w:hyperlink>
+      <w:hyperlink r:id="rId63">
+        <w:r>
+          <w:rPr>
+            <w:color w:val="1155cc"/>
+            <w:u w:val="single"/>
+            <w:vertAlign w:val="superscript"/>
+            <w:rtl w:val="0"/>
+          </w:rPr>
+          <w:t xml:space="preserve">[8]</w:t>
+          <w:br w:type="textWrapping"/>
+        </w:r>
+      </w:hyperlink>
+      <w:r>
+        <w:rPr>
+          <w:rtl w:val="0"/>
+        </w:rPr>
+        <w:t xml:space="preserve"> Practical recommendations for building startup resilience include strengthening founder mental health, establishing transparent communication and psychological safety in the team, building financial buffers, and actively cultivating mentor and investor networks that can provide support in crises.</w:t>
+      </w:r>
+      <w:hyperlink r:id="rId64">
+        <w:r>
+          <w:rPr>
+            <w:color w:val="1155cc"/>
+            <w:u w:val="single"/>
+            <w:vertAlign w:val="superscript"/>
+            <w:rtl w:val="0"/>
+          </w:rPr>
+          <w:t xml:space="preserve">[10]</w:t>
+        </w:r>
+      </w:hyperlink>
+      <w:hyperlink r:id="rId65">
+        <w:r>
+          <w:rPr>
+            <w:color w:val="1155cc"/>
+            <w:u w:val="single"/>
+            <w:vertAlign w:val="superscript"/>
+            <w:rtl w:val="0"/>
+          </w:rPr>
+          <w:t xml:space="preserve">[9]</w:t>
+        </w:r>
+      </w:hyperlink>
+      <w:r>
+        <w:rPr>
+          <w:rtl w:val="0"/>
+        </w:rPr>
+      </w:r>
+    </w:p>
+    <w:p>
+      <w:pPr>
+        <w:spacing w:after="220" w:line="360" w:lineRule="auto"/>
+        <w:ind w:left="900" w:hanging="360"/>
+        <w:rPr>
+          <w:sz w:val="18"/>
+          <w:szCs w:val="18"/>
+        </w:rPr>
+      </w:pPr>
+      <w:r>
+        <w:rPr>
+          <w:rtl w:val="0"/>
+        </w:rPr>
+        <w:t xml:space="preserve">1.</w:t>
+      </w:r>
+      <w:r>
+        <w:rPr>
+          <w:rFonts w:ascii="Times New Roman" w:cs="Times New Roman" w:eastAsia="Times New Roman" w:hAnsi="Times New Roman"/>
+          <w:sz w:val="14"/>
+          <w:szCs w:val="14"/>
+          <w:rtl w:val="0"/>
+        </w:rPr>
+        <w:t xml:space="preserve">   </w:t>
+      </w:r>
+      <w:hyperlink r:id="rId66">
+        <w:r>
+          <w:rPr>
+            <w:rFonts w:ascii="Times New Roman" w:cs="Times New Roman" w:eastAsia="Times New Roman" w:hAnsi="Times New Roman"/>
+            <w:sz w:val="14"/>
+            <w:szCs w:val="14"/>
+            <w:rtl w:val="0"/>
+          </w:rPr>
+          <w:t xml:space="preserve"> </w:t>
+        </w:r>
+      </w:hyperlink>
+      <w:hyperlink r:id="rId67">
+        <w:r>
+          <w:rPr>
+            <w:color w:val="1155cc"/>
+            <w:sz w:val="18"/>
+            <w:szCs w:val="18"/>
+            <w:u w:val="single"/>
+            <w:rtl w:val="0"/>
+          </w:rPr>
+          <w:t xml:space="preserve">https://www.aok.de/pk/magazin/koerper-psyche/psychologie/resilienz-definition-und-bedeutung-einfach-erklaert/</w:t>
+        </w:r>
+      </w:hyperlink>
+      <w:r>
+        <w:rPr>
+          <w:sz w:val="18"/>
+          <w:szCs w:val="18"/>
+          <w:rtl w:val="0"/>
+        </w:rPr>
+        <w:t xml:space="preserve">    </w:t>
+        <w:tab/>
+      </w:r>
+    </w:p>
+    <w:p>
+      <w:pPr>
+        <w:spacing w:after="220" w:line="360" w:lineRule="auto"/>
+        <w:ind w:left="900" w:hanging="360"/>
+        <w:rPr>
+          <w:sz w:val="18"/>
+          <w:szCs w:val="18"/>
+        </w:rPr>
+      </w:pPr>
+      <w:r>
+        <w:rPr>
+          <w:rtl w:val="0"/>
+        </w:rPr>
+        <w:t xml:space="preserve">2.</w:t>
+      </w:r>
+      <w:r>
+        <w:rPr>
+          <w:rFonts w:ascii="Times New Roman" w:cs="Times New Roman" w:eastAsia="Times New Roman" w:hAnsi="Times New Roman"/>
+          <w:sz w:val="14"/>
+          <w:szCs w:val="14"/>
+          <w:rtl w:val="0"/>
+        </w:rPr>
+        <w:t xml:space="preserve">   </w:t>
+      </w:r>
+      <w:hyperlink r:id="rId68">
+        <w:r>
+          <w:rPr>
+            <w:rFonts w:ascii="Times New Roman" w:cs="Times New Roman" w:eastAsia="Times New Roman" w:hAnsi="Times New Roman"/>
+            <w:sz w:val="14"/>
+            <w:szCs w:val="14"/>
+            <w:rtl w:val="0"/>
+          </w:rPr>
+          <w:t xml:space="preserve"> </w:t>
+        </w:r>
+      </w:hyperlink>
+      <w:hyperlink r:id="rId69">
+        <w:r>
+          <w:rPr>
+            <w:color w:val="1155cc"/>
+            <w:sz w:val="18"/>
+            <w:szCs w:val="18"/>
+            <w:u w:val="single"/>
+            <w:rtl w:val="0"/>
+          </w:rPr>
+          <w:t xml:space="preserve">https://oberbergkliniken.de/artikel/resilienz</w:t>
+        </w:r>
+      </w:hyperlink>
+      <w:r>
+        <w:rPr>
+          <w:sz w:val="18"/>
+          <w:szCs w:val="18"/>
+          <w:rtl w:val="0"/>
+        </w:rPr>
+        <w:tab/>
+      </w:r>
+    </w:p>
+    <w:p>
+      <w:pPr>
+        <w:spacing w:after="220" w:line="360" w:lineRule="auto"/>
+        <w:ind w:left="900" w:hanging="360"/>
+        <w:rPr>
+          <w:sz w:val="18"/>
+          <w:szCs w:val="18"/>
+        </w:rPr>
+      </w:pPr>
+      <w:r>
+        <w:rPr>
+          <w:rtl w:val="0"/>
+        </w:rPr>
+        <w:t xml:space="preserve">3.</w:t>
+      </w:r>
+      <w:r>
+        <w:rPr>
+          <w:rFonts w:ascii="Times New Roman" w:cs="Times New Roman" w:eastAsia="Times New Roman" w:hAnsi="Times New Roman"/>
+          <w:sz w:val="14"/>
+          <w:szCs w:val="14"/>
+          <w:rtl w:val="0"/>
+        </w:rPr>
+        <w:t xml:space="preserve">   </w:t>
+      </w:r>
+      <w:hyperlink r:id="rId70">
+        <w:r>
+          <w:rPr>
+            <w:rFonts w:ascii="Times New Roman" w:cs="Times New Roman" w:eastAsia="Times New Roman" w:hAnsi="Times New Roman"/>
+            <w:sz w:val="14"/>
+            <w:szCs w:val="14"/>
+            <w:rtl w:val="0"/>
+          </w:rPr>
+          <w:t xml:space="preserve"> </w:t>
+        </w:r>
+      </w:hyperlink>
+      <w:hyperlink r:id="rId71">
+        <w:r>
+          <w:rPr>
+            <w:color w:val="1155cc"/>
+            <w:sz w:val="18"/>
+            <w:szCs w:val="18"/>
+            <w:u w:val="single"/>
+            <w:rtl w:val="0"/>
+          </w:rPr>
+          <w:t xml:space="preserve">https://www.resilienz-akademie.com/resilienz/</w:t>
+        </w:r>
+      </w:hyperlink>
+      <w:r>
+        <w:rPr>
+          <w:sz w:val="18"/>
+          <w:szCs w:val="18"/>
+          <w:rtl w:val="0"/>
+        </w:rPr>
+        <w:t xml:space="preserve">     </w:t>
+        <w:tab/>
+      </w:r>
+    </w:p>
+    <w:p>
+      <w:pPr>
+        <w:spacing w:after="220" w:line="360" w:lineRule="auto"/>
+        <w:ind w:left="900" w:hanging="360"/>
+        <w:rPr>
+          <w:sz w:val="18"/>
+          <w:szCs w:val="18"/>
+        </w:rPr>
+      </w:pPr>
+      <w:r>
+        <w:rPr>
+          <w:rtl w:val="0"/>
+        </w:rPr>
+        <w:t xml:space="preserve">4.</w:t>
+      </w:r>
+      <w:r>
+        <w:rPr>
+          <w:rFonts w:ascii="Times New Roman" w:cs="Times New Roman" w:eastAsia="Times New Roman" w:hAnsi="Times New Roman"/>
+          <w:sz w:val="14"/>
+          <w:szCs w:val="14"/>
+          <w:rtl w:val="0"/>
+        </w:rPr>
+        <w:t xml:space="preserve">   </w:t>
+      </w:r>
+      <w:hyperlink r:id="rId72">
+        <w:r>
+          <w:rPr>
+            <w:rFonts w:ascii="Times New Roman" w:cs="Times New Roman" w:eastAsia="Times New Roman" w:hAnsi="Times New Roman"/>
+            <w:sz w:val="14"/>
+            <w:szCs w:val="14"/>
+            <w:rtl w:val="0"/>
+          </w:rPr>
+          <w:t xml:space="preserve"> </w:t>
+        </w:r>
+      </w:hyperlink>
+      <w:hyperlink r:id="rId73">
+        <w:r>
+          <w:rPr>
+            <w:color w:val="1155cc"/>
+            <w:sz w:val="18"/>
+            <w:szCs w:val="18"/>
+            <w:u w:val="single"/>
+            <w:rtl w:val="0"/>
+          </w:rPr>
+          <w:t xml:space="preserve">https://de.wikipedia.org/wiki/Resilienz_(Psychologie)</w:t>
+        </w:r>
+      </w:hyperlink>
+      <w:r>
+        <w:rPr>
+          <w:sz w:val="18"/>
+          <w:szCs w:val="18"/>
+          <w:rtl w:val="0"/>
+        </w:rPr>
+        <w:t xml:space="preserve">  </w:t>
+      </w:r>
+    </w:p>
+    <w:p>
+      <w:pPr>
+        <w:spacing w:after="220" w:line="360" w:lineRule="auto"/>
+        <w:ind w:left="900" w:hanging="360"/>
+        <w:rPr>
+          <w:sz w:val="18"/>
+          <w:szCs w:val="18"/>
+        </w:rPr>
+      </w:pPr>
+      <w:r>
+        <w:rPr>
+          <w:rtl w:val="0"/>
+        </w:rPr>
+        <w:t xml:space="preserve">5.</w:t>
+      </w:r>
+      <w:r>
+        <w:rPr>
+          <w:rFonts w:ascii="Times New Roman" w:cs="Times New Roman" w:eastAsia="Times New Roman" w:hAnsi="Times New Roman"/>
+          <w:sz w:val="14"/>
+          <w:szCs w:val="14"/>
+          <w:rtl w:val="0"/>
+        </w:rPr>
+        <w:t xml:space="preserve">   </w:t>
+      </w:r>
+      <w:hyperlink r:id="rId74">
+        <w:r>
+          <w:rPr>
+            <w:rFonts w:ascii="Times New Roman" w:cs="Times New Roman" w:eastAsia="Times New Roman" w:hAnsi="Times New Roman"/>
+            <w:sz w:val="14"/>
+            <w:szCs w:val="14"/>
+            <w:rtl w:val="0"/>
+          </w:rPr>
+          <w:t xml:space="preserve"> </w:t>
+        </w:r>
+      </w:hyperlink>
+      <w:hyperlink r:id="rId75">
+        <w:r>
+          <w:rPr>
+            <w:color w:val="1155cc"/>
+            <w:sz w:val="18"/>
+            <w:szCs w:val="18"/>
+            <w:u w:val="single"/>
+            <w:rtl w:val="0"/>
+          </w:rPr>
+          <w:t xml:space="preserve">https://www.bsa-akademie.de/newsroom/fachartikelfachnews/details/individuelle-resilienz-trifft-organisationale-resilienz-erfolgsstrategien-fuer-nachhaltiges-wachstum</w:t>
+        </w:r>
+      </w:hyperlink>
+      <w:r>
+        <w:rPr>
+          <w:sz w:val="18"/>
+          <w:szCs w:val="18"/>
+          <w:rtl w:val="0"/>
+        </w:rPr>
+        <w:t xml:space="preserve">    </w:t>
+        <w:tab/>
+      </w:r>
+    </w:p>
+    <w:p>
+      <w:pPr>
+        <w:spacing w:after="220" w:line="360" w:lineRule="auto"/>
+        <w:ind w:left="900" w:hanging="360"/>
+        <w:rPr>
+          <w:sz w:val="18"/>
+          <w:szCs w:val="18"/>
+        </w:rPr>
+      </w:pPr>
+      <w:r>
+        <w:rPr>
+          <w:rtl w:val="0"/>
+        </w:rPr>
+        <w:t xml:space="preserve">6.</w:t>
+      </w:r>
+      <w:r>
+        <w:rPr>
+          <w:rFonts w:ascii="Times New Roman" w:cs="Times New Roman" w:eastAsia="Times New Roman" w:hAnsi="Times New Roman"/>
+          <w:sz w:val="14"/>
+          <w:szCs w:val="14"/>
+          <w:rtl w:val="0"/>
+        </w:rPr>
+        <w:t xml:space="preserve">   </w:t>
+      </w:r>
+      <w:hyperlink r:id="rId76">
+        <w:r>
+          <w:rPr>
+            <w:rFonts w:ascii="Times New Roman" w:cs="Times New Roman" w:eastAsia="Times New Roman" w:hAnsi="Times New Roman"/>
+            <w:sz w:val="14"/>
+            <w:szCs w:val="14"/>
+            <w:rtl w:val="0"/>
+          </w:rPr>
+          <w:t xml:space="preserve"> </w:t>
+        </w:r>
+      </w:hyperlink>
+      <w:hyperlink r:id="rId77">
+        <w:r>
+          <w:rPr>
+            <w:color w:val="1155cc"/>
+            <w:sz w:val="18"/>
+            <w:szCs w:val="18"/>
+            <w:u w:val="single"/>
+            <w:rtl w:val="0"/>
+          </w:rPr>
+          <w:t xml:space="preserve">https://www.mbdx.de/blog/organisationale-resilienz</w:t>
+        </w:r>
+      </w:hyperlink>
+      <w:r>
+        <w:rPr>
+          <w:sz w:val="18"/>
+          <w:szCs w:val="18"/>
+          <w:rtl w:val="0"/>
+        </w:rPr>
+        <w:t xml:space="preserve">   </w:t>
+        <w:tab/>
+      </w:r>
+    </w:p>
+    <w:p>
+      <w:pPr>
+        <w:spacing w:after="220" w:line="360" w:lineRule="auto"/>
+        <w:ind w:left="900" w:hanging="360"/>
+        <w:rPr>
+          <w:color w:val="1155cc"/>
+          <w:sz w:val="18"/>
+          <w:szCs w:val="18"/>
+          <w:u w:val="single"/>
+        </w:rPr>
+      </w:pPr>
+      <w:r>
+        <w:rPr>
+          <w:rtl w:val="0"/>
+        </w:rPr>
+        <w:t xml:space="preserve">7.</w:t>
+      </w:r>
+      <w:r>
+        <w:rPr>
+          <w:rFonts w:ascii="Times New Roman" w:cs="Times New Roman" w:eastAsia="Times New Roman" w:hAnsi="Times New Roman"/>
+          <w:sz w:val="14"/>
+          <w:szCs w:val="14"/>
+          <w:rtl w:val="0"/>
+        </w:rPr>
+        <w:t xml:space="preserve">   </w:t>
+      </w:r>
+      <w:hyperlink r:id="rId78">
+        <w:r>
+          <w:rPr>
+            <w:rFonts w:ascii="Times New Roman" w:cs="Times New Roman" w:eastAsia="Times New Roman" w:hAnsi="Times New Roman"/>
+            <w:sz w:val="14"/>
+            <w:szCs w:val="14"/>
+            <w:rtl w:val="0"/>
+          </w:rPr>
+          <w:t xml:space="preserve"> </w:t>
+        </w:r>
+      </w:hyperlink>
+      <w:hyperlink r:id="rId79">
+        <w:r>
+          <w:rPr>
+            <w:color w:val="1155cc"/>
+            <w:sz w:val="18"/>
+            <w:szCs w:val="18"/>
+            <w:u w:val="single"/>
+            <w:rtl w:val="0"/>
+          </w:rPr>
+          <w:t xml:space="preserve">https://www.resilienz-akademie.com/resilienz-staerken/vier-arten-individueller-resilienz/</w:t>
+        </w:r>
+      </w:hyperlink>
+      <w:r>
+        <w:rPr>
+          <w:rtl w:val="0"/>
+        </w:rPr>
+      </w:r>
+    </w:p>
+    <w:p>
+      <w:pPr>
+        <w:spacing w:after="220" w:line="360" w:lineRule="auto"/>
+        <w:ind w:left="900" w:hanging="360"/>
+        <w:rPr>
+          <w:sz w:val="18"/>
+          <w:szCs w:val="18"/>
+        </w:rPr>
+      </w:pPr>
+      <w:r>
+        <w:rPr>
+          <w:rtl w:val="0"/>
+        </w:rPr>
+        <w:t xml:space="preserve">8.</w:t>
+      </w:r>
+      <w:r>
+        <w:rPr>
+          <w:rFonts w:ascii="Times New Roman" w:cs="Times New Roman" w:eastAsia="Times New Roman" w:hAnsi="Times New Roman"/>
+          <w:sz w:val="14"/>
+          <w:szCs w:val="14"/>
+          <w:rtl w:val="0"/>
+        </w:rPr>
+        <w:t xml:space="preserve">   </w:t>
+      </w:r>
+      <w:hyperlink r:id="rId80">
+        <w:r>
+          <w:rPr>
+            <w:rFonts w:ascii="Times New Roman" w:cs="Times New Roman" w:eastAsia="Times New Roman" w:hAnsi="Times New Roman"/>
+            <w:sz w:val="14"/>
+            <w:szCs w:val="14"/>
+            <w:rtl w:val="0"/>
+          </w:rPr>
+          <w:t xml:space="preserve"> </w:t>
+        </w:r>
+      </w:hyperlink>
+      <w:hyperlink r:id="rId81">
+        <w:r>
+          <w:rPr>
+            <w:color w:val="1155cc"/>
+            <w:sz w:val="18"/>
+            <w:szCs w:val="18"/>
+            <w:u w:val="single"/>
+            <w:rtl w:val="0"/>
+          </w:rPr>
+          <w:t xml:space="preserve">https://www.businessinsider.de/gruenderszene/business/aus-vc-sicht-resilientes-startup/</w:t>
+        </w:r>
+      </w:hyperlink>
+      <w:r>
+        <w:rPr>
+          <w:sz w:val="18"/>
+          <w:szCs w:val="18"/>
+          <w:rtl w:val="0"/>
+        </w:rPr>
+        <w:tab/>
+      </w:r>
+    </w:p>
+    <w:p>
+      <w:pPr>
+        <w:spacing w:after="220" w:line="360" w:lineRule="auto"/>
+        <w:ind w:left="900" w:hanging="360"/>
+        <w:rPr>
+          <w:sz w:val="18"/>
+          <w:szCs w:val="18"/>
+        </w:rPr>
+      </w:pPr>
+      <w:r>
+        <w:rPr>
+          <w:rtl w:val="0"/>
+        </w:rPr>
+        <w:t xml:space="preserve">9.</w:t>
+      </w:r>
+      <w:r>
+        <w:rPr>
+          <w:rFonts w:ascii="Times New Roman" w:cs="Times New Roman" w:eastAsia="Times New Roman" w:hAnsi="Times New Roman"/>
+          <w:sz w:val="14"/>
+          <w:szCs w:val="14"/>
+          <w:rtl w:val="0"/>
+        </w:rPr>
+        <w:t xml:space="preserve">   </w:t>
+      </w:r>
+      <w:hyperlink r:id="rId82">
+        <w:r>
+          <w:rPr>
+            <w:rFonts w:ascii="Times New Roman" w:cs="Times New Roman" w:eastAsia="Times New Roman" w:hAnsi="Times New Roman"/>
+            <w:sz w:val="14"/>
+            <w:szCs w:val="14"/>
+            <w:rtl w:val="0"/>
+          </w:rPr>
+          <w:t xml:space="preserve"> </w:t>
+        </w:r>
+      </w:hyperlink>
+      <w:hyperlink r:id="rId83">
+        <w:r>
+          <w:rPr>
+            <w:color w:val="1155cc"/>
+            <w:sz w:val="18"/>
+            <w:szCs w:val="18"/>
+            <w:u w:val="single"/>
+            <w:rtl w:val="0"/>
+          </w:rPr>
+          <w:t xml:space="preserve">https://www.abacademies.org/articles/resilience-as-survival-trait-for-startup-entrepreneurs-8940.html</w:t>
+        </w:r>
+      </w:hyperlink>
+      <w:r>
+        <w:rPr>
+          <w:sz w:val="18"/>
+          <w:szCs w:val="18"/>
+          <w:rtl w:val="0"/>
+        </w:rPr>
+        <w:tab/>
+      </w:r>
+    </w:p>
+    <w:p>
+      <w:pPr>
+        <w:spacing w:after="220" w:line="360" w:lineRule="auto"/>
+        <w:ind w:left="900" w:hanging="360"/>
+        <w:rPr>
+          <w:sz w:val="18"/>
+          <w:szCs w:val="18"/>
+        </w:rPr>
+      </w:pPr>
+      <w:r>
+        <w:rPr>
+          <w:rtl w:val="0"/>
+        </w:rPr>
+        <w:t xml:space="preserve">10.</w:t>
+      </w:r>
+      <w:r>
+        <w:rPr>
+          <w:rFonts w:ascii="Times New Roman" w:cs="Times New Roman" w:eastAsia="Times New Roman" w:hAnsi="Times New Roman"/>
+          <w:sz w:val="14"/>
+          <w:szCs w:val="14"/>
+          <w:rtl w:val="0"/>
+        </w:rPr>
+        <w:t xml:space="preserve"> </w:t>
+      </w:r>
+      <w:hyperlink r:id="rId84">
+        <w:r>
+          <w:rPr>
+            <w:rFonts w:ascii="Times New Roman" w:cs="Times New Roman" w:eastAsia="Times New Roman" w:hAnsi="Times New Roman"/>
+            <w:sz w:val="14"/>
+            <w:szCs w:val="14"/>
+            <w:rtl w:val="0"/>
+          </w:rPr>
+          <w:t xml:space="preserve"> </w:t>
+        </w:r>
+      </w:hyperlink>
+      <w:hyperlink r:id="rId85">
+        <w:r>
+          <w:rPr>
+            <w:color w:val="1155cc"/>
+            <w:sz w:val="18"/>
+            <w:szCs w:val="18"/>
+            <w:u w:val="single"/>
+            <w:rtl w:val="0"/>
+          </w:rPr>
+          <w:t xml:space="preserve">https://www.fuer-gruender.de/blog/krisenresilienz-startups/</w:t>
+        </w:r>
+      </w:hyperlink>
+      <w:r>
+        <w:rPr>
+          <w:sz w:val="18"/>
+          <w:szCs w:val="18"/>
+          <w:rtl w:val="0"/>
+        </w:rPr>
+        <w:t xml:space="preserve">    </w:t>
+      </w:r>
+    </w:p>
+    <w:p>
+      <w:pPr>
+        <w:rPr/>
+      </w:pPr>
+      <w:r>
+        <w:rPr>
+          <w:rtl w:val="0"/>
+        </w:rPr>
+        <w:br w:type="textWrapping"/>
+        <w:br w:type="textWrapping"/>
+      </w:r>
+      <w:r>
+        <w:rPr>
+          <w:rtl w:val="0"/>
+        </w:rPr>
+      </w:r>
+    </w:p>
     <w:sectPr>
       <w:pgSz w:h="16834" w:w="11909" w:orient="portrait"/>
       <w:pgMar w:bottom="1440" w:top="1440" w:left="1440" w:right="1440" w:header="720" w:footer="720"/>
@@ -842,7 +3348,121 @@
 </file>
 
 <file path=word/numbering.xml><?xml version="1.0" encoding="utf-8"?>
-<w:numbering xmlns:mc="http://schemas.openxmlformats.org/markup-compatibility/2006" xmlns:o="urn:schemas-microsoft-com:office:office" xmlns:r="http://schemas.openxmlformats.org/officeDocument/2006/relationships" xmlns:m="http://schemas.openxmlformats.org/officeDocument/2006/math" xmlns:v="urn:schemas-microsoft-com:vml" xmlns:wp="http://schemas.openxmlformats.org/drawingml/2006/wordprocessingDrawing" xmlns:w10="urn:schemas-microsoft-com:office:word" xmlns:w="http://schemas.openxmlformats.org/wordprocessingml/2006/main" xmlns:wne="http://schemas.microsoft.com/office/word/2006/wordml" xmlns:sl="http://schemas.openxmlformats.org/schemaLibrary/2006/main" xmlns:a="http://schemas.openxmlformats.org/drawingml/2006/main" xmlns:pic="http://schemas.openxmlformats.org/drawingml/2006/picture" xmlns:c="http://schemas.openxmlformats.org/drawingml/2006/chart" xmlns:lc="http://schemas.openxmlformats.org/drawingml/2006/lockedCanvas" xmlns:dgm="http://schemas.openxmlformats.org/drawingml/2006/diagram" xmlns:wps="http://schemas.microsoft.com/office/word/2010/wordprocessingShape" xmlns:wpg="http://schemas.microsoft.com/office/word/2010/wordprocessingGroup" xmlns:w14="http://schemas.microsoft.com/office/word/2010/wordml" xmlns:w15="http://schemas.microsoft.com/office/word/2012/wordml" xmlns:w16="http://schemas.microsoft.com/office/word/2018/wordml" xmlns:w16cex="http://schemas.microsoft.com/office/word/2018/wordml/cex" xmlns:w16cid="http://schemas.microsoft.com/office/word/2016/wordml/cid" xmlns="http://schemas.microsoft.com/office/tasks/2019/documenttasks" xmlns:cr="http://schemas.microsoft.com/office/comments/2020/reactions"/>
+<w:numbering xmlns:mc="http://schemas.openxmlformats.org/markup-compatibility/2006" xmlns:o="urn:schemas-microsoft-com:office:office" xmlns:r="http://schemas.openxmlformats.org/officeDocument/2006/relationships" xmlns:m="http://schemas.openxmlformats.org/officeDocument/2006/math" xmlns:v="urn:schemas-microsoft-com:vml" xmlns:wp="http://schemas.openxmlformats.org/drawingml/2006/wordprocessingDrawing" xmlns:w10="urn:schemas-microsoft-com:office:word" xmlns:w="http://schemas.openxmlformats.org/wordprocessingml/2006/main" xmlns:wne="http://schemas.microsoft.com/office/word/2006/wordml" xmlns:sl="http://schemas.openxmlformats.org/schemaLibrary/2006/main" xmlns:a="http://schemas.openxmlformats.org/drawingml/2006/main" xmlns:pic="http://schemas.openxmlformats.org/drawingml/2006/picture" xmlns:c="http://schemas.openxmlformats.org/drawingml/2006/chart" xmlns:lc="http://schemas.openxmlformats.org/drawingml/2006/lockedCanvas" xmlns:dgm="http://schemas.openxmlformats.org/drawingml/2006/diagram" xmlns:wps="http://schemas.microsoft.com/office/word/2010/wordprocessingShape" xmlns:wpg="http://schemas.microsoft.com/office/word/2010/wordprocessingGroup" xmlns:w14="http://schemas.microsoft.com/office/word/2010/wordml" xmlns:w15="http://schemas.microsoft.com/office/word/2012/wordml" xmlns:w16="http://schemas.microsoft.com/office/word/2018/wordml" xmlns:w16cex="http://schemas.microsoft.com/office/word/2018/wordml/cex" xmlns:w16cid="http://schemas.microsoft.com/office/word/2016/wordml/cid" xmlns="http://schemas.microsoft.com/office/tasks/2019/documenttasks" xmlns:cr="http://schemas.microsoft.com/office/comments/2020/reactions">
+  <w:abstractNum w:abstractNumId="1">
+    <w:lvl w:ilvl="0">
+      <w:start w:val="1"/>
+      <w:numFmt w:val="bullet"/>
+      <w:lvlText w:val="●"/>
+      <w:lvlJc w:val="left"/>
+      <w:pPr>
+        <w:ind w:left="720" w:hanging="360"/>
+      </w:pPr>
+      <w:rPr>
+        <w:u w:val="none"/>
+      </w:rPr>
+    </w:lvl>
+    <w:lvl w:ilvl="1">
+      <w:start w:val="1"/>
+      <w:numFmt w:val="bullet"/>
+      <w:lvlText w:val="○"/>
+      <w:lvlJc w:val="left"/>
+      <w:pPr>
+        <w:ind w:left="1440" w:hanging="360"/>
+      </w:pPr>
+      <w:rPr>
+        <w:u w:val="none"/>
+      </w:rPr>
+    </w:lvl>
+    <w:lvl w:ilvl="2">
+      <w:start w:val="1"/>
+      <w:numFmt w:val="bullet"/>
+      <w:lvlText w:val="■"/>
+      <w:lvlJc w:val="left"/>
+      <w:pPr>
+        <w:ind w:left="2160" w:hanging="360"/>
+      </w:pPr>
+      <w:rPr>
+        <w:u w:val="none"/>
+      </w:rPr>
+    </w:lvl>
+    <w:lvl w:ilvl="3">
+      <w:start w:val="1"/>
+      <w:numFmt w:val="bullet"/>
+      <w:lvlText w:val="●"/>
+      <w:lvlJc w:val="left"/>
+      <w:pPr>
+        <w:ind w:left="2880" w:hanging="360"/>
+      </w:pPr>
+      <w:rPr>
+        <w:u w:val="none"/>
+      </w:rPr>
+    </w:lvl>
+    <w:lvl w:ilvl="4">
+      <w:start w:val="1"/>
+      <w:numFmt w:val="bullet"/>
+      <w:lvlText w:val="○"/>
+      <w:lvlJc w:val="left"/>
+      <w:pPr>
+        <w:ind w:left="3600" w:hanging="360"/>
+      </w:pPr>
+      <w:rPr>
+        <w:u w:val="none"/>
+      </w:rPr>
+    </w:lvl>
+    <w:lvl w:ilvl="5">
+      <w:start w:val="1"/>
+      <w:numFmt w:val="bullet"/>
+      <w:lvlText w:val="■"/>
+      <w:lvlJc w:val="left"/>
+      <w:pPr>
+        <w:ind w:left="4320" w:hanging="360"/>
+      </w:pPr>
+      <w:rPr>
+        <w:u w:val="none"/>
+      </w:rPr>
+    </w:lvl>
+    <w:lvl w:ilvl="6">
+      <w:start w:val="1"/>
+      <w:numFmt w:val="bullet"/>
+      <w:lvlText w:val="●"/>
+      <w:lvlJc w:val="left"/>
+      <w:pPr>
+        <w:ind w:left="5040" w:hanging="360"/>
+      </w:pPr>
+      <w:rPr>
+        <w:u w:val="none"/>
+      </w:rPr>
+    </w:lvl>
+    <w:lvl w:ilvl="7">
+      <w:start w:val="1"/>
+      <w:numFmt w:val="bullet"/>
+      <w:lvlText w:val="○"/>
+      <w:lvlJc w:val="left"/>
+      <w:pPr>
+        <w:ind w:left="5760" w:hanging="360"/>
+      </w:pPr>
+      <w:rPr>
+        <w:u w:val="none"/>
+      </w:rPr>
+    </w:lvl>
+    <w:lvl w:ilvl="8">
+      <w:start w:val="1"/>
+      <w:numFmt w:val="bullet"/>
+      <w:lvlText w:val="■"/>
+      <w:lvlJc w:val="left"/>
+      <w:pPr>
+        <w:ind w:left="6480" w:hanging="360"/>
+      </w:pPr>
+      <w:rPr>
+        <w:u w:val="none"/>
+      </w:rPr>
+    </w:lvl>
+  </w:abstractNum>
+  <w:num w:numId="1">
+    <w:abstractNumId w:val="1"/>
+  </w:num>
+</w:numbering>
 </file>
 
 <file path=word/styles.xml><?xml version="1.0" encoding="utf-8"?>
@@ -1009,6 +3629,14 @@
       <w:sz w:val="30"/>
       <w:szCs w:val="30"/>
     </w:rPr>
+  </w:style>
+  <w:style w:type="table" w:styleId="Table1">
+    <w:basedOn w:val="TableNormal"/>
+    <w:tblPr>
+      <w:tblStyleRowBandSize w:val="1"/>
+      <w:tblStyleColBandSize w:val="1"/>
+      <w:tblCellMar/>
+    </w:tblPr>
   </w:style>
 </w:styles>
 </file>
